--- a/Lab2/pzpi-23-3-dolzhenkova-daria-lab2.docx
+++ b/Lab2/pzpi-23-3-dolzhenkova-daria-lab2.docx
@@ -120,15 +120,7 @@
         <w:t xml:space="preserve"> «</w:t>
       </w:r>
       <w:r>
-        <w:t xml:space="preserve">Аналіз та </w:t>
-      </w:r>
-      <w:proofErr w:type="spellStart"/>
-      <w:r>
-        <w:t>рефакторинг</w:t>
-      </w:r>
-      <w:proofErr w:type="spellEnd"/>
-      <w:r>
-        <w:t xml:space="preserve"> коду програмного забезпечення</w:t>
+        <w:t>Аналіз та рефакторинг коду програмного забезпечення</w:t>
       </w:r>
       <w:r>
         <w:t xml:space="preserve">» </w:t>
@@ -231,24 +223,14 @@
         <w:ind w:firstLine="0"/>
         <w:jc w:val="left"/>
       </w:pPr>
-      <w:proofErr w:type="spellStart"/>
-      <w:r>
-        <w:t>Долженкова</w:t>
-      </w:r>
-      <w:proofErr w:type="spellEnd"/>
-      <w:r>
-        <w:t xml:space="preserve"> Дар'я</w:t>
+      <w:r>
+        <w:t>Долженкова Дар'я</w:t>
       </w:r>
       <w:r>
         <w:t xml:space="preserve">                                                                </w:t>
       </w:r>
-      <w:proofErr w:type="spellStart"/>
-      <w:r>
-        <w:t>Сокорчук</w:t>
-      </w:r>
-      <w:proofErr w:type="spellEnd"/>
-      <w:r>
-        <w:t xml:space="preserve"> Ігор Петрович</w:t>
+      <w:r>
+        <w:t>Сокорчук Ігор Петрович</w:t>
       </w:r>
     </w:p>
     <w:p>
@@ -830,15 +812,7 @@
         <w:jc w:val="left"/>
       </w:pPr>
       <w:r>
-        <w:t>Описати розширені моделі, що використовуються в системі «</w:t>
-      </w:r>
-      <w:proofErr w:type="spellStart"/>
-      <w:r>
-        <w:t>EmoAd</w:t>
-      </w:r>
-      <w:proofErr w:type="spellEnd"/>
-      <w:r>
-        <w:t>», та зв'язки між ними.</w:t>
+        <w:t>Описати розширені моделі, що використовуються в системі «EmoAd», та зв'язки між ними.</w:t>
       </w:r>
     </w:p>
     <w:p>
@@ -890,15 +864,7 @@
         <w:jc w:val="left"/>
       </w:pPr>
       <w:r>
-        <w:t xml:space="preserve">Реалізувати методи прямої та компонентної взаємодії з базою даних для підтримки повного циклу CRUD-операцій для всіх сутностей через </w:t>
-      </w:r>
-      <w:proofErr w:type="spellStart"/>
-      <w:r>
-        <w:t>SQLAlchemy</w:t>
-      </w:r>
-      <w:proofErr w:type="spellEnd"/>
-      <w:r>
-        <w:t xml:space="preserve"> ORM.</w:t>
+        <w:t>Реалізувати методи прямої та компонентної взаємодії з базою даних для підтримки повного циклу CRUD-операцій для всіх сутностей через SQLAlchemy ORM.</w:t>
       </w:r>
     </w:p>
     <w:p>
@@ -911,15 +877,7 @@
         <w:jc w:val="left"/>
       </w:pPr>
       <w:r>
-        <w:t xml:space="preserve">Обґрунтувати вибір стилю REST API, описати </w:t>
-      </w:r>
-      <w:proofErr w:type="spellStart"/>
-      <w:r>
-        <w:t>ендпоінти</w:t>
-      </w:r>
-      <w:proofErr w:type="spellEnd"/>
-      <w:r>
-        <w:t>, HTTP-методи (GET, POST, PUT, DELETE) та параметри обміну даними у форматі JSON.</w:t>
+        <w:t>Обґрунтувати вибір стилю REST API, описати ендпоінти, HTTP-методи (GET, POST, PUT, DELETE) та параметри обміну даними у форматі JSON.</w:t>
       </w:r>
     </w:p>
     <w:p>
@@ -932,23 +890,7 @@
         <w:jc w:val="left"/>
       </w:pPr>
       <w:r>
-        <w:t xml:space="preserve">Написати серверний код на </w:t>
-      </w:r>
-      <w:proofErr w:type="spellStart"/>
-      <w:r>
-        <w:t>Python</w:t>
-      </w:r>
-      <w:proofErr w:type="spellEnd"/>
-      <w:r>
-        <w:t>/</w:t>
-      </w:r>
-      <w:proofErr w:type="spellStart"/>
-      <w:r>
-        <w:t>FastAPI</w:t>
-      </w:r>
-      <w:proofErr w:type="spellEnd"/>
-      <w:r>
-        <w:t>, що поєднує логіку обробки вхідних маршрутів, авторизацію та збереження транзакцій у розширеній БД.</w:t>
+        <w:t>Написати серверний код на Python/FastAPI, що поєднує логіку обробки вхідних маршрутів, авторизацію та збереження транзакцій у розширеній БД.</w:t>
       </w:r>
     </w:p>
     <w:p>
@@ -1027,505 +969,83 @@
         <w:jc w:val="left"/>
       </w:pPr>
       <w:r>
-        <w:t>Програмна система відображення контекстної реклами «</w:t>
-      </w:r>
-      <w:proofErr w:type="spellStart"/>
-      <w:r>
-        <w:t>EmoAd</w:t>
-      </w:r>
-      <w:proofErr w:type="spellEnd"/>
-      <w:r>
-        <w:t xml:space="preserve">» будується на основі багатошарової клієнт-серверної архітектури (SPA / REST API / </w:t>
-      </w:r>
-      <w:proofErr w:type="spellStart"/>
-      <w:r>
-        <w:t>Relational</w:t>
-      </w:r>
-      <w:proofErr w:type="spellEnd"/>
-      <w:r>
-        <w:t xml:space="preserve"> DB). Серверна частина (</w:t>
-      </w:r>
-      <w:proofErr w:type="spellStart"/>
-      <w:r>
-        <w:t>Back-end</w:t>
-      </w:r>
-      <w:proofErr w:type="spellEnd"/>
-      <w:r>
-        <w:t xml:space="preserve">) на базі фреймворку </w:t>
-      </w:r>
-      <w:proofErr w:type="spellStart"/>
-      <w:r>
-        <w:t>FastAPI</w:t>
-      </w:r>
-      <w:proofErr w:type="spellEnd"/>
-      <w:r>
-        <w:t xml:space="preserve"> забезпечує асинхронну обробку запитів, </w:t>
-      </w:r>
-      <w:proofErr w:type="spellStart"/>
-      <w:r>
-        <w:t>валідацію</w:t>
-      </w:r>
-      <w:proofErr w:type="spellEnd"/>
-      <w:r>
-        <w:t xml:space="preserve"> вхідних пакетів за допомогою </w:t>
-      </w:r>
-      <w:proofErr w:type="spellStart"/>
-      <w:r>
-        <w:t>Pydantic</w:t>
-      </w:r>
-      <w:proofErr w:type="spellEnd"/>
-      <w:r>
-        <w:t xml:space="preserve"> та управління сесіями через </w:t>
-      </w:r>
-      <w:proofErr w:type="spellStart"/>
-      <w:r>
-        <w:t>SQLAlchemy</w:t>
-      </w:r>
-      <w:proofErr w:type="spellEnd"/>
-      <w:r>
-        <w:t xml:space="preserve"> ORM. Для забезпечення розширеної бізнес-логіки (авторизація, кабінет користувача, аналітика та зворотний зв'язок) архітектура проєкту масштабована до 5 реляційних таблиць. Як сховище даних використовується локальна СУБД </w:t>
-      </w:r>
-      <w:proofErr w:type="spellStart"/>
-      <w:r>
-        <w:t>SQLite</w:t>
-      </w:r>
-      <w:proofErr w:type="spellEnd"/>
-      <w:r>
-        <w:t>, що гарантує виконання ACID-транзакцій.</w:t>
-      </w:r>
-    </w:p>
-    <w:p>
-      <w:pPr>
-        <w:pStyle w:val="11"/>
-        <w:jc w:val="left"/>
-      </w:pPr>
-      <w:r>
-        <w:t xml:space="preserve">3.2. Опис моделей, що використовуються в системі, та їх </w:t>
-      </w:r>
-      <w:proofErr w:type="spellStart"/>
-      <w:r>
-        <w:t>зв’язків</w:t>
-      </w:r>
-      <w:proofErr w:type="spellEnd"/>
-    </w:p>
-    <w:p>
-      <w:pPr>
-        <w:pStyle w:val="11"/>
-        <w:jc w:val="left"/>
-      </w:pPr>
-      <w:r>
-        <w:t>У розширеній системі «</w:t>
-      </w:r>
-      <w:proofErr w:type="spellStart"/>
-      <w:r>
-        <w:t>EmoAd</w:t>
-      </w:r>
-      <w:proofErr w:type="spellEnd"/>
-      <w:r>
-        <w:t xml:space="preserve">» реалізовано 5 взаємопов'язаних сутностей: </w:t>
-      </w:r>
-    </w:p>
-    <w:p>
-      <w:pPr>
-        <w:pStyle w:val="11"/>
-        <w:jc w:val="left"/>
-      </w:pPr>
-      <w:proofErr w:type="spellStart"/>
-      <w:r>
-        <w:t>User</w:t>
-      </w:r>
-      <w:proofErr w:type="spellEnd"/>
-      <w:r>
-        <w:t xml:space="preserve"> (Користувач / Персонал): облік облікових записів системи (адміністратори, модератори, звичайні клієнти). Поля: </w:t>
-      </w:r>
-      <w:proofErr w:type="spellStart"/>
-      <w:r>
-        <w:t>user_id</w:t>
-      </w:r>
-      <w:proofErr w:type="spellEnd"/>
-      <w:r>
-        <w:t xml:space="preserve">, </w:t>
-      </w:r>
-      <w:proofErr w:type="spellStart"/>
-      <w:r>
-        <w:t>username</w:t>
-      </w:r>
-      <w:proofErr w:type="spellEnd"/>
-      <w:r>
-        <w:t xml:space="preserve">, </w:t>
-      </w:r>
-      <w:proofErr w:type="spellStart"/>
-      <w:r>
-        <w:t>password_hash</w:t>
-      </w:r>
-      <w:proofErr w:type="spellEnd"/>
-      <w:r>
-        <w:t xml:space="preserve">, </w:t>
-      </w:r>
-      <w:proofErr w:type="spellStart"/>
-      <w:r>
-        <w:t>role</w:t>
-      </w:r>
-      <w:proofErr w:type="spellEnd"/>
-      <w:r>
-        <w:t xml:space="preserve"> (</w:t>
-      </w:r>
-      <w:proofErr w:type="spellStart"/>
-      <w:r>
-        <w:t>admin</w:t>
-      </w:r>
-      <w:proofErr w:type="spellEnd"/>
-      <w:r>
-        <w:t>/</w:t>
-      </w:r>
-      <w:proofErr w:type="spellStart"/>
-      <w:r>
-        <w:t>user</w:t>
-      </w:r>
-      <w:proofErr w:type="spellEnd"/>
-      <w:r>
-        <w:t xml:space="preserve">), </w:t>
-      </w:r>
-      <w:proofErr w:type="spellStart"/>
-      <w:r>
-        <w:t>is_blocked</w:t>
-      </w:r>
-      <w:proofErr w:type="spellEnd"/>
-      <w:r>
-        <w:t>.</w:t>
-      </w:r>
-    </w:p>
-    <w:p>
-      <w:pPr>
-        <w:pStyle w:val="11"/>
-        <w:jc w:val="left"/>
-      </w:pPr>
-      <w:proofErr w:type="spellStart"/>
-      <w:r>
-        <w:t>Advertisement</w:t>
-      </w:r>
-      <w:proofErr w:type="spellEnd"/>
-      <w:r>
-        <w:t xml:space="preserve"> (Рекламний банер): маркетинговий контент під конкретну емоцію. Поля: </w:t>
-      </w:r>
-      <w:proofErr w:type="spellStart"/>
-      <w:r>
-        <w:t>id</w:t>
-      </w:r>
-      <w:proofErr w:type="spellEnd"/>
-      <w:r>
-        <w:t xml:space="preserve">, </w:t>
-      </w:r>
-      <w:proofErr w:type="spellStart"/>
-      <w:r>
-        <w:t>emotion</w:t>
-      </w:r>
-      <w:proofErr w:type="spellEnd"/>
-      <w:r>
-        <w:t xml:space="preserve">, </w:t>
-      </w:r>
-      <w:proofErr w:type="spellStart"/>
-      <w:r>
-        <w:t>slogan</w:t>
-      </w:r>
-      <w:proofErr w:type="spellEnd"/>
-      <w:r>
-        <w:t xml:space="preserve">, </w:t>
-      </w:r>
-      <w:proofErr w:type="spellStart"/>
-      <w:r>
-        <w:t>promo_code</w:t>
-      </w:r>
-      <w:proofErr w:type="spellEnd"/>
-      <w:r>
-        <w:t>.</w:t>
-      </w:r>
-    </w:p>
-    <w:p>
-      <w:pPr>
-        <w:pStyle w:val="11"/>
-        <w:jc w:val="left"/>
-      </w:pPr>
-      <w:proofErr w:type="spellStart"/>
-      <w:r>
-        <w:t>AnalyticsLog</w:t>
-      </w:r>
-      <w:proofErr w:type="spellEnd"/>
-      <w:r>
-        <w:t xml:space="preserve"> (</w:t>
-      </w:r>
-      <w:proofErr w:type="spellStart"/>
-      <w:r>
-        <w:t>Лог</w:t>
-      </w:r>
-      <w:proofErr w:type="spellEnd"/>
-      <w:r>
-        <w:t xml:space="preserve"> взаємодії): знеособлені дані </w:t>
-      </w:r>
-      <w:proofErr w:type="spellStart"/>
-      <w:r>
-        <w:t>кліків</w:t>
-      </w:r>
-      <w:proofErr w:type="spellEnd"/>
-      <w:r>
-        <w:t xml:space="preserve"> з </w:t>
-      </w:r>
-      <w:proofErr w:type="spellStart"/>
-      <w:r>
-        <w:t>IoT</w:t>
-      </w:r>
-      <w:proofErr w:type="spellEnd"/>
-      <w:r>
-        <w:t xml:space="preserve">-терміналів або вебсайту. Поля: </w:t>
-      </w:r>
-      <w:proofErr w:type="spellStart"/>
-      <w:r>
-        <w:t>log_id</w:t>
-      </w:r>
-      <w:proofErr w:type="spellEnd"/>
-      <w:r>
-        <w:t xml:space="preserve">, </w:t>
-      </w:r>
-      <w:proofErr w:type="spellStart"/>
-      <w:r>
-        <w:t>selected_emotion</w:t>
-      </w:r>
-      <w:proofErr w:type="spellEnd"/>
-      <w:r>
-        <w:t xml:space="preserve">, </w:t>
-      </w:r>
-      <w:proofErr w:type="spellStart"/>
-      <w:r>
-        <w:t>timestamp</w:t>
-      </w:r>
-      <w:proofErr w:type="spellEnd"/>
-      <w:r>
-        <w:t xml:space="preserve">, </w:t>
-      </w:r>
-      <w:proofErr w:type="spellStart"/>
-      <w:r>
-        <w:t>device_source</w:t>
-      </w:r>
-      <w:proofErr w:type="spellEnd"/>
-      <w:r>
-        <w:t>.</w:t>
-      </w:r>
-    </w:p>
-    <w:p>
-      <w:pPr>
-        <w:pStyle w:val="11"/>
-        <w:jc w:val="left"/>
-      </w:pPr>
-      <w:proofErr w:type="spellStart"/>
-      <w:r>
-        <w:t>UserSession</w:t>
-      </w:r>
-      <w:proofErr w:type="spellEnd"/>
-      <w:r>
-        <w:t xml:space="preserve"> (Сесії користувачів): фіксація активності в кабінеті користувача. Поля: </w:t>
-      </w:r>
-      <w:proofErr w:type="spellStart"/>
-      <w:r>
-        <w:t>session_id</w:t>
-      </w:r>
-      <w:proofErr w:type="spellEnd"/>
-      <w:r>
-        <w:t xml:space="preserve">, </w:t>
-      </w:r>
-      <w:proofErr w:type="spellStart"/>
-      <w:r>
-        <w:t>user_id</w:t>
-      </w:r>
-      <w:proofErr w:type="spellEnd"/>
-      <w:r>
-        <w:t xml:space="preserve"> (FK), </w:t>
-      </w:r>
-      <w:proofErr w:type="spellStart"/>
-      <w:r>
-        <w:t>login_time</w:t>
-      </w:r>
-      <w:proofErr w:type="spellEnd"/>
-      <w:r>
-        <w:t xml:space="preserve">, </w:t>
-      </w:r>
-      <w:proofErr w:type="spellStart"/>
-      <w:r>
-        <w:t>ip_address</w:t>
-      </w:r>
-      <w:proofErr w:type="spellEnd"/>
-      <w:r>
-        <w:t xml:space="preserve">, </w:t>
-      </w:r>
-      <w:proofErr w:type="spellStart"/>
-      <w:r>
-        <w:t>status</w:t>
-      </w:r>
-      <w:proofErr w:type="spellEnd"/>
-      <w:r>
-        <w:t>.</w:t>
-      </w:r>
-    </w:p>
-    <w:p>
-      <w:pPr>
-        <w:pStyle w:val="11"/>
-        <w:jc w:val="left"/>
-      </w:pPr>
-      <w:proofErr w:type="spellStart"/>
-      <w:r>
-        <w:t>Feedback</w:t>
-      </w:r>
-      <w:proofErr w:type="spellEnd"/>
-      <w:r>
-        <w:t xml:space="preserve"> (Зворотний зв’язок / Оцінки): зв'язок користувачів із рекламними кампаніями. Поля: </w:t>
-      </w:r>
-      <w:proofErr w:type="spellStart"/>
-      <w:r>
-        <w:t>feedback_id</w:t>
-      </w:r>
-      <w:proofErr w:type="spellEnd"/>
-      <w:r>
-        <w:t xml:space="preserve">, </w:t>
-      </w:r>
-      <w:proofErr w:type="spellStart"/>
-      <w:r>
-        <w:t>user_id</w:t>
-      </w:r>
-      <w:proofErr w:type="spellEnd"/>
-      <w:r>
-        <w:t xml:space="preserve"> (FK), </w:t>
-      </w:r>
-      <w:proofErr w:type="spellStart"/>
-      <w:r>
-        <w:t>ad_id</w:t>
-      </w:r>
-      <w:proofErr w:type="spellEnd"/>
-      <w:r>
-        <w:t xml:space="preserve"> (FK), </w:t>
-      </w:r>
-      <w:proofErr w:type="spellStart"/>
-      <w:r>
-        <w:t>rating</w:t>
-      </w:r>
-      <w:proofErr w:type="spellEnd"/>
-      <w:r>
-        <w:t xml:space="preserve">, </w:t>
-      </w:r>
-      <w:proofErr w:type="spellStart"/>
-      <w:r>
-        <w:t>comment</w:t>
-      </w:r>
-      <w:proofErr w:type="spellEnd"/>
-      <w:r>
-        <w:t>.</w:t>
-      </w:r>
-    </w:p>
-    <w:p>
-      <w:pPr>
-        <w:pStyle w:val="11"/>
-        <w:jc w:val="left"/>
-      </w:pPr>
-      <w:r>
-        <w:t xml:space="preserve">Зв'язки між моделями: Між таблицею </w:t>
-      </w:r>
-      <w:proofErr w:type="spellStart"/>
-      <w:r>
-        <w:t>users</w:t>
-      </w:r>
-      <w:proofErr w:type="spellEnd"/>
-      <w:r>
-        <w:t xml:space="preserve"> та </w:t>
-      </w:r>
-      <w:proofErr w:type="spellStart"/>
-      <w:r>
-        <w:t>user_sessions</w:t>
-      </w:r>
-      <w:proofErr w:type="spellEnd"/>
-      <w:r>
-        <w:t xml:space="preserve">, а також </w:t>
-      </w:r>
-      <w:proofErr w:type="spellStart"/>
-      <w:r>
-        <w:t>users</w:t>
-      </w:r>
-      <w:proofErr w:type="spellEnd"/>
-      <w:r>
-        <w:t xml:space="preserve"> та </w:t>
-      </w:r>
-      <w:proofErr w:type="spellStart"/>
-      <w:r>
-        <w:t>feedback</w:t>
-      </w:r>
-      <w:proofErr w:type="spellEnd"/>
-      <w:r>
-        <w:t xml:space="preserve"> встановлено зв’язок типу </w:t>
-      </w:r>
-      <w:proofErr w:type="spellStart"/>
-      <w:r>
-        <w:t>One-to-Many</w:t>
-      </w:r>
-      <w:proofErr w:type="spellEnd"/>
-      <w:r>
-        <w:t xml:space="preserve"> (один користувач має багато </w:t>
+        <w:t>Програмна система відображення контекстної реклами «EmoAd» будується на основі багатошарової клієнт-серверної архітектури (SPA / REST API / Relational DB). Серверна частина (Back-end) на базі фреймворку FastAPI забезпечує асинхронну обробку запитів, валідацію вхідних пакетів за допомогою Pydantic та управління сесіями через SQLAlchemy ORM. Для забезпечення розширеної бізнес-логіки (авторизація, кабінет користувача, аналітика та зворотний зв'язок) архітектура проєкту масштабована до 5 реляційних таблиць. Як сховище даних використовується локальна СУБД SQLite, що гарантує виконання ACID-транзакцій.</w:t>
+      </w:r>
+    </w:p>
+    <w:p>
+      <w:pPr>
+        <w:pStyle w:val="11"/>
+        <w:jc w:val="left"/>
+      </w:pPr>
+      <w:r>
+        <w:t>3.2. Опис моделей, що використовуються в системі, та їх зв’язків</w:t>
+      </w:r>
+    </w:p>
+    <w:p>
+      <w:pPr>
+        <w:pStyle w:val="11"/>
+        <w:jc w:val="left"/>
+      </w:pPr>
+      <w:r>
+        <w:t xml:space="preserve">У розширеній системі «EmoAd» реалізовано 5 взаємопов'язаних сутностей: </w:t>
+      </w:r>
+    </w:p>
+    <w:p>
+      <w:pPr>
+        <w:pStyle w:val="11"/>
+        <w:jc w:val="left"/>
+      </w:pPr>
+      <w:r>
+        <w:t>User (Користувач / Персонал): облік облікових записів системи (адміністратори, модератори, звичайні клієнти). Поля: user_id, username, password_hash, role (admin/user), is_blocked.</w:t>
+      </w:r>
+    </w:p>
+    <w:p>
+      <w:pPr>
+        <w:pStyle w:val="11"/>
+        <w:jc w:val="left"/>
+      </w:pPr>
+      <w:r>
+        <w:t>Advertisement (Рекламний банер): маркетинговий контент під конкретну емоцію. Поля: id, emotion, slogan, promo_code.</w:t>
+      </w:r>
+    </w:p>
+    <w:p>
+      <w:pPr>
+        <w:pStyle w:val="11"/>
+        <w:jc w:val="left"/>
+      </w:pPr>
+      <w:r>
+        <w:t>AnalyticsLog (Лог взаємодії): знеособлені дані кліків з IoT-терміналів або вебсайту. Поля: log_id, selected_emotion, timestamp, device_source.</w:t>
+      </w:r>
+    </w:p>
+    <w:p>
+      <w:pPr>
+        <w:pStyle w:val="11"/>
+        <w:jc w:val="left"/>
+      </w:pPr>
+      <w:r>
+        <w:t>UserSession (Сесії користувачів): фіксація активності в кабінеті користувача. Поля: session_id, user_id (FK), login_time, ip_address, status.</w:t>
+      </w:r>
+    </w:p>
+    <w:p>
+      <w:pPr>
+        <w:pStyle w:val="11"/>
+        <w:jc w:val="left"/>
+      </w:pPr>
+      <w:r>
+        <w:t>Feedback (Зворотний зв’язок / Оцінки): зв'язок користувачів із рекламними кампаніями. Поля: feedback_id, user_id (FK), ad_id (FK), rating, comment.</w:t>
+      </w:r>
+    </w:p>
+    <w:p>
+      <w:pPr>
+        <w:pStyle w:val="11"/>
+        <w:jc w:val="left"/>
+      </w:pPr>
+      <w:r>
+        <w:t xml:space="preserve">Зв'язки між моделями: Між таблицею users та user_sessions, а також users та feedback встановлено зв’язок типу One-to-Many (один користувач має багато </w:t>
       </w:r>
       <w:r>
         <w:lastRenderedPageBreak/>
-        <w:t xml:space="preserve">сесій і відгуків). Між </w:t>
-      </w:r>
-      <w:proofErr w:type="spellStart"/>
-      <w:r>
-        <w:t>advertisements</w:t>
-      </w:r>
-      <w:proofErr w:type="spellEnd"/>
-      <w:r>
-        <w:t xml:space="preserve"> та </w:t>
-      </w:r>
-      <w:proofErr w:type="spellStart"/>
-      <w:r>
-        <w:t>feedback</w:t>
-      </w:r>
-      <w:proofErr w:type="spellEnd"/>
-      <w:r>
-        <w:t xml:space="preserve"> також реалізовано зв'язок </w:t>
-      </w:r>
-      <w:proofErr w:type="spellStart"/>
-      <w:r>
-        <w:t>One-to-Many</w:t>
-      </w:r>
-      <w:proofErr w:type="spellEnd"/>
-      <w:r>
-        <w:t xml:space="preserve">. Анонімні </w:t>
-      </w:r>
-      <w:proofErr w:type="spellStart"/>
-      <w:r>
-        <w:t>логи</w:t>
-      </w:r>
-      <w:proofErr w:type="spellEnd"/>
-      <w:r>
-        <w:t xml:space="preserve"> (</w:t>
-      </w:r>
-      <w:proofErr w:type="spellStart"/>
-      <w:r>
-        <w:t>analytics_logs</w:t>
-      </w:r>
-      <w:proofErr w:type="spellEnd"/>
-      <w:r>
-        <w:t xml:space="preserve">) та </w:t>
-      </w:r>
-      <w:proofErr w:type="spellStart"/>
-      <w:r>
-        <w:t>IoT</w:t>
-      </w:r>
-      <w:proofErr w:type="spellEnd"/>
-      <w:r>
-        <w:t xml:space="preserve">-взаємодії функціонують окремо для збереження </w:t>
-      </w:r>
-      <w:proofErr w:type="spellStart"/>
-      <w:r>
-        <w:t>приватності</w:t>
-      </w:r>
-      <w:proofErr w:type="spellEnd"/>
-      <w:r>
-        <w:t>.</w:t>
+        <w:t>сесій і відгуків). Між advertisements та feedback також реалізовано зв'язок One-to-Many. Анонімні логи (analytics_logs) та IoT-взаємодії функціонують окремо для збереження приватності.</w:t>
       </w:r>
     </w:p>
     <w:p>
@@ -1543,32 +1063,16 @@
         <w:jc w:val="left"/>
       </w:pPr>
       <w:r>
-        <w:t xml:space="preserve">У системі виділено три категорії акторів: Клієнтський </w:t>
-      </w:r>
-      <w:proofErr w:type="spellStart"/>
-      <w:r>
-        <w:t>IoT</w:t>
-      </w:r>
-      <w:proofErr w:type="spellEnd"/>
-      <w:r>
-        <w:t>-пристрій, Зареєстрований користувач (Кабінет) та Адміністратор.</w:t>
-      </w:r>
-    </w:p>
-    <w:p>
-      <w:pPr>
-        <w:pStyle w:val="11"/>
-        <w:jc w:val="left"/>
-      </w:pPr>
-      <w:r>
-        <w:t xml:space="preserve">Клієнтський пристрій виконує запит реклами за емоцією та формує анонімний </w:t>
-      </w:r>
-      <w:proofErr w:type="spellStart"/>
-      <w:r>
-        <w:t>лог</w:t>
-      </w:r>
-      <w:proofErr w:type="spellEnd"/>
-      <w:r>
-        <w:t>.</w:t>
+        <w:t>У системі виділено три категорії акторів: Клієнтський IoT-пристрій, Зареєстрований користувач (Кабінет) та Адміністратор.</w:t>
+      </w:r>
+    </w:p>
+    <w:p>
+      <w:pPr>
+        <w:pStyle w:val="11"/>
+        <w:jc w:val="left"/>
+      </w:pPr>
+      <w:r>
+        <w:t>Клієнтський пристрій виконує запит реклами за емоцією та формує анонімний лог.</w:t>
       </w:r>
     </w:p>
     <w:p>
@@ -1647,13 +1151,8 @@
         <w:jc w:val="left"/>
       </w:pPr>
       <w:r>
-        <w:t xml:space="preserve">Рисунок 3.1 – UML-діаграма прецедентів серверної частини </w:t>
-      </w:r>
-      <w:proofErr w:type="spellStart"/>
-      <w:r>
-        <w:t>EmoAd</w:t>
-      </w:r>
-      <w:proofErr w:type="spellEnd"/>
+        <w:t>Рисунок 3.1 – UML-діаграма прецедентів серверної частини EmoAd</w:t>
+      </w:r>
     </w:p>
     <w:p>
       <w:pPr>
@@ -1704,47 +1203,7 @@
         <w:jc w:val="left"/>
       </w:pPr>
       <w:r>
-        <w:t>2NF: виконано декомпозицію відношень, усі неключові атрибути повністю функціонально залежать від первинних ключів (</w:t>
-      </w:r>
-      <w:proofErr w:type="spellStart"/>
-      <w:r>
-        <w:t>user_id</w:t>
-      </w:r>
-      <w:proofErr w:type="spellEnd"/>
-      <w:r>
-        <w:t xml:space="preserve">, </w:t>
-      </w:r>
-      <w:proofErr w:type="spellStart"/>
-      <w:r>
-        <w:t>id</w:t>
-      </w:r>
-      <w:proofErr w:type="spellEnd"/>
-      <w:r>
-        <w:t xml:space="preserve">, </w:t>
-      </w:r>
-      <w:proofErr w:type="spellStart"/>
-      <w:r>
-        <w:t>log_id</w:t>
-      </w:r>
-      <w:proofErr w:type="spellEnd"/>
-      <w:r>
-        <w:t xml:space="preserve">, </w:t>
-      </w:r>
-      <w:proofErr w:type="spellStart"/>
-      <w:r>
-        <w:t>session_id</w:t>
-      </w:r>
-      <w:proofErr w:type="spellEnd"/>
-      <w:r>
-        <w:t xml:space="preserve">, </w:t>
-      </w:r>
-      <w:proofErr w:type="spellStart"/>
-      <w:r>
-        <w:t>feedback_id</w:t>
-      </w:r>
-      <w:proofErr w:type="spellEnd"/>
-      <w:r>
-        <w:t>).</w:t>
+        <w:t>2NF: виконано декомпозицію відношень, усі неключові атрибути повністю функціонально залежать від первинних ключів (user_id, id, log_id, session_id, feedback_id).</w:t>
       </w:r>
     </w:p>
     <w:p>
@@ -1815,13 +1274,8 @@
         <w:ind w:firstLine="0"/>
       </w:pPr>
       <w:r>
-        <w:t xml:space="preserve">Рисунок 3.2 – ER-діаграма даних системи </w:t>
-      </w:r>
-      <w:proofErr w:type="spellStart"/>
-      <w:r>
-        <w:t>EmoAd</w:t>
-      </w:r>
-      <w:proofErr w:type="spellEnd"/>
+        <w:t>Рисунок 3.2 – ER-діаграма даних системи EmoAd</w:t>
+      </w:r>
     </w:p>
     <w:p>
       <w:pPr>
@@ -1849,55 +1303,7 @@
         <w:jc w:val="left"/>
       </w:pPr>
       <w:r>
-        <w:t xml:space="preserve">Завдяки </w:t>
-      </w:r>
-      <w:proofErr w:type="spellStart"/>
-      <w:r>
-        <w:t>SQLAlchemy</w:t>
-      </w:r>
-      <w:proofErr w:type="spellEnd"/>
-      <w:r>
-        <w:t xml:space="preserve"> ORM реалізовано безпечні та ефективні методи роботи з усіма 5 таблицями. Управління рекламними матеріалами та сесіями користувачів здійснюється через сесійний менеджер </w:t>
-      </w:r>
-      <w:proofErr w:type="spellStart"/>
-      <w:r>
-        <w:t>SessionLocal</w:t>
-      </w:r>
-      <w:proofErr w:type="spellEnd"/>
-      <w:r>
-        <w:t xml:space="preserve"> з використанням об'єктних фільтрацій (</w:t>
-      </w:r>
-      <w:proofErr w:type="spellStart"/>
-      <w:r>
-        <w:t>filter</w:t>
-      </w:r>
-      <w:proofErr w:type="spellEnd"/>
-      <w:r>
-        <w:t xml:space="preserve">(), </w:t>
-      </w:r>
-      <w:proofErr w:type="spellStart"/>
-      <w:r>
-        <w:t>add</w:t>
-      </w:r>
-      <w:proofErr w:type="spellEnd"/>
-      <w:r>
-        <w:t xml:space="preserve">(), </w:t>
-      </w:r>
-      <w:proofErr w:type="spellStart"/>
-      <w:r>
-        <w:t>commit</w:t>
-      </w:r>
-      <w:proofErr w:type="spellEnd"/>
-      <w:r>
-        <w:t xml:space="preserve">(), </w:t>
-      </w:r>
-      <w:proofErr w:type="spellStart"/>
-      <w:r>
-        <w:t>delete</w:t>
-      </w:r>
-      <w:proofErr w:type="spellEnd"/>
-      <w:r>
-        <w:t>()).</w:t>
+        <w:t>Завдяки SQLAlchemy ORM реалізовано безпечні та ефективні методи роботи з усіма 5 таблицями. Управління рекламними матеріалами та сесіями користувачів здійснюється через сесійний менеджер SessionLocal з використанням об'єктних фільтрацій (filter(), add(), commit(), delete()).</w:t>
       </w:r>
     </w:p>
     <w:p>
@@ -1966,15 +1372,7 @@
         <w:ind w:firstLine="567"/>
       </w:pPr>
       <w:r>
-        <w:t xml:space="preserve">Рисунок 3.3 – Логічна модель бази даних </w:t>
-      </w:r>
-      <w:proofErr w:type="spellStart"/>
-      <w:r>
-        <w:t>EmoAd</w:t>
-      </w:r>
-      <w:proofErr w:type="spellEnd"/>
-      <w:r>
-        <w:t xml:space="preserve"> у 3NF</w:t>
+        <w:t>Рисунок 3.3 – Логічна модель бази даних EmoAd у 3NF</w:t>
       </w:r>
     </w:p>
     <w:p>
@@ -2001,37 +1399,8 @@
         <w:jc w:val="left"/>
       </w:pPr>
       <w:r>
-        <w:t xml:space="preserve">Для взаємодії </w:t>
-      </w:r>
-      <w:proofErr w:type="spellStart"/>
-      <w:r>
-        <w:t>фронтенду</w:t>
-      </w:r>
-      <w:proofErr w:type="spellEnd"/>
-      <w:r>
-        <w:t xml:space="preserve"> (</w:t>
-      </w:r>
-      <w:proofErr w:type="spellStart"/>
-      <w:r>
-        <w:t>React</w:t>
-      </w:r>
-      <w:proofErr w:type="spellEnd"/>
-      <w:r>
-        <w:t xml:space="preserve"> SPA), </w:t>
-      </w:r>
-      <w:proofErr w:type="spellStart"/>
-      <w:r>
-        <w:t>IoT</w:t>
-      </w:r>
-      <w:proofErr w:type="spellEnd"/>
-      <w:r>
-        <w:t xml:space="preserve">-терміналів та кабінету користувача розроблено набір REST API </w:t>
-      </w:r>
-      <w:proofErr w:type="spellStart"/>
-      <w:r>
-        <w:t>ендпоінтів</w:t>
-      </w:r>
-      <w:proofErr w:type="spellEnd"/>
+        <w:t>Для взаємодії фронтенду (React SPA), IoT-терміналів та кабінету користувача розроблено набір REST API ендпоінтів</w:t>
+      </w:r>
       <w:r>
         <w:t>.</w:t>
       </w:r>
@@ -2043,30 +1412,17 @@
         <w:jc w:val="left"/>
       </w:pPr>
       <w:r>
-        <w:t xml:space="preserve">Таблиця 1. – </w:t>
-      </w:r>
-      <w:proofErr w:type="spellStart"/>
-      <w:r>
-        <w:t>Е</w:t>
+        <w:t>Таблиця 1. – Е</w:t>
       </w:r>
       <w:r>
         <w:t>ндпоінт</w:t>
       </w:r>
       <w:r>
-        <w:t>и</w:t>
-      </w:r>
-      <w:proofErr w:type="spellEnd"/>
-      <w:r>
-        <w:t xml:space="preserve"> </w:t>
-      </w:r>
-      <w:r>
-        <w:t>API системи «</w:t>
-      </w:r>
-      <w:proofErr w:type="spellStart"/>
-      <w:r>
-        <w:t>EmoAd</w:t>
-      </w:r>
-      <w:proofErr w:type="spellEnd"/>
+        <w:t xml:space="preserve">и </w:t>
+      </w:r>
+      <w:r>
+        <w:t>API системи «EmoAd</w:t>
+      </w:r>
       <w:r>
         <w:t>»</w:t>
       </w:r>
@@ -2092,11 +1448,9 @@
               <w:pStyle w:val="11"/>
               <w:ind w:firstLine="0"/>
             </w:pPr>
-            <w:proofErr w:type="spellStart"/>
             <w:r>
               <w:t>Ендпоінт</w:t>
             </w:r>
-            <w:proofErr w:type="spellEnd"/>
           </w:p>
         </w:tc>
         <w:tc>
@@ -2139,21 +1493,8 @@
               <w:ind w:firstLine="0"/>
             </w:pPr>
             <w:r>
-              <w:t>/</w:t>
+              <w:t>/api/v1/get_ad</w:t>
             </w:r>
-            <w:proofErr w:type="spellStart"/>
-            <w:r>
-              <w:t>api</w:t>
-            </w:r>
-            <w:proofErr w:type="spellEnd"/>
-            <w:r>
-              <w:t>/v1/</w:t>
-            </w:r>
-            <w:proofErr w:type="spellStart"/>
-            <w:r>
-              <w:t>get_ad</w:t>
-            </w:r>
-            <w:proofErr w:type="spellEnd"/>
           </w:p>
         </w:tc>
         <w:tc>
@@ -2202,29 +1543,8 @@
               <w:ind w:firstLine="0"/>
             </w:pPr>
             <w:r>
-              <w:t>/</w:t>
+              <w:t>/api/v1/auth/register</w:t>
             </w:r>
-            <w:proofErr w:type="spellStart"/>
-            <w:r>
-              <w:t>api</w:t>
-            </w:r>
-            <w:proofErr w:type="spellEnd"/>
-            <w:r>
-              <w:t>/v1/</w:t>
-            </w:r>
-            <w:proofErr w:type="spellStart"/>
-            <w:r>
-              <w:t>auth</w:t>
-            </w:r>
-            <w:proofErr w:type="spellEnd"/>
-            <w:r>
-              <w:t>/</w:t>
-            </w:r>
-            <w:proofErr w:type="spellStart"/>
-            <w:r>
-              <w:t>register</w:t>
-            </w:r>
-            <w:proofErr w:type="spellEnd"/>
           </w:p>
         </w:tc>
         <w:tc>
@@ -2273,29 +1593,8 @@
             </w:pPr>
             <w:r>
               <w:lastRenderedPageBreak/>
-              <w:t>/</w:t>
+              <w:t>/api/v1/auth/login</w:t>
             </w:r>
-            <w:proofErr w:type="spellStart"/>
-            <w:r>
-              <w:t>api</w:t>
-            </w:r>
-            <w:proofErr w:type="spellEnd"/>
-            <w:r>
-              <w:t>/v1/</w:t>
-            </w:r>
-            <w:proofErr w:type="spellStart"/>
-            <w:r>
-              <w:t>auth</w:t>
-            </w:r>
-            <w:proofErr w:type="spellEnd"/>
-            <w:r>
-              <w:t>/</w:t>
-            </w:r>
-            <w:proofErr w:type="spellStart"/>
-            <w:r>
-              <w:t>login</w:t>
-            </w:r>
-            <w:proofErr w:type="spellEnd"/>
           </w:p>
         </w:tc>
         <w:tc>
@@ -2338,29 +1637,8 @@
               <w:ind w:firstLine="0"/>
             </w:pPr>
             <w:r>
-              <w:t>/</w:t>
+              <w:t>/api/v1/user/feedback</w:t>
             </w:r>
-            <w:proofErr w:type="spellStart"/>
-            <w:r>
-              <w:t>api</w:t>
-            </w:r>
-            <w:proofErr w:type="spellEnd"/>
-            <w:r>
-              <w:t>/v1/</w:t>
-            </w:r>
-            <w:proofErr w:type="spellStart"/>
-            <w:r>
-              <w:t>user</w:t>
-            </w:r>
-            <w:proofErr w:type="spellEnd"/>
-            <w:r>
-              <w:t>/</w:t>
-            </w:r>
-            <w:proofErr w:type="spellStart"/>
-            <w:r>
-              <w:t>feedback</w:t>
-            </w:r>
-            <w:proofErr w:type="spellEnd"/>
           </w:p>
         </w:tc>
         <w:tc>
@@ -2409,29 +1687,8 @@
               <w:ind w:firstLine="0"/>
             </w:pPr>
             <w:r>
-              <w:t>/</w:t>
+              <w:t>/api/v1/admin/ads</w:t>
             </w:r>
-            <w:proofErr w:type="spellStart"/>
-            <w:r>
-              <w:t>api</w:t>
-            </w:r>
-            <w:proofErr w:type="spellEnd"/>
-            <w:r>
-              <w:t>/v1/</w:t>
-            </w:r>
-            <w:proofErr w:type="spellStart"/>
-            <w:r>
-              <w:t>admin</w:t>
-            </w:r>
-            <w:proofErr w:type="spellEnd"/>
-            <w:r>
-              <w:t>/</w:t>
-            </w:r>
-            <w:proofErr w:type="spellStart"/>
-            <w:r>
-              <w:t>ads</w:t>
-            </w:r>
-            <w:proofErr w:type="spellEnd"/>
           </w:p>
         </w:tc>
         <w:tc>
@@ -2458,15 +1715,7 @@
               <w:ind w:firstLine="0"/>
             </w:pPr>
             <w:r>
-              <w:t>Перегляд усіх рекламних банерів (</w:t>
-            </w:r>
-            <w:proofErr w:type="spellStart"/>
-            <w:r>
-              <w:t>Адмін</w:t>
-            </w:r>
-            <w:proofErr w:type="spellEnd"/>
-            <w:r>
-              <w:t>)</w:t>
+              <w:t>Перегляд усіх рекламних банерів (Адмін)</w:t>
             </w:r>
           </w:p>
         </w:tc>
@@ -2482,29 +1731,8 @@
               <w:ind w:firstLine="0"/>
             </w:pPr>
             <w:r>
-              <w:t>/</w:t>
+              <w:t>/api/v1/admin/add_ad</w:t>
             </w:r>
-            <w:proofErr w:type="spellStart"/>
-            <w:r>
-              <w:t>api</w:t>
-            </w:r>
-            <w:proofErr w:type="spellEnd"/>
-            <w:r>
-              <w:t>/v1/</w:t>
-            </w:r>
-            <w:proofErr w:type="spellStart"/>
-            <w:r>
-              <w:t>admin</w:t>
-            </w:r>
-            <w:proofErr w:type="spellEnd"/>
-            <w:r>
-              <w:t>/</w:t>
-            </w:r>
-            <w:proofErr w:type="spellStart"/>
-            <w:r>
-              <w:t>add_ad</w:t>
-            </w:r>
-            <w:proofErr w:type="spellEnd"/>
           </w:p>
         </w:tc>
         <w:tc>
@@ -2547,39 +1775,7 @@
               <w:ind w:firstLine="0"/>
             </w:pPr>
             <w:r>
-              <w:t>/</w:t>
-            </w:r>
-            <w:proofErr w:type="spellStart"/>
-            <w:r>
-              <w:t>api</w:t>
-            </w:r>
-            <w:proofErr w:type="spellEnd"/>
-            <w:r>
-              <w:t>/v1/</w:t>
-            </w:r>
-            <w:proofErr w:type="spellStart"/>
-            <w:r>
-              <w:t>admin</w:t>
-            </w:r>
-            <w:proofErr w:type="spellEnd"/>
-            <w:r>
-              <w:t>/</w:t>
-            </w:r>
-            <w:proofErr w:type="spellStart"/>
-            <w:r>
-              <w:t>delete_ad</w:t>
-            </w:r>
-            <w:proofErr w:type="spellEnd"/>
-            <w:r>
-              <w:t>/{</w:t>
-            </w:r>
-            <w:proofErr w:type="spellStart"/>
-            <w:r>
-              <w:t>id</w:t>
-            </w:r>
-            <w:proofErr w:type="spellEnd"/>
-            <w:r>
-              <w:t>}</w:t>
+              <w:t>/api/v1/admin/delete_ad/{id}</w:t>
             </w:r>
           </w:p>
         </w:tc>
@@ -2762,15 +1958,7 @@
         <w:jc w:val="left"/>
       </w:pPr>
       <w:r>
-        <w:t>спроєктовано та реалізовано розширену реляційну базу даних та прикладний програмний інтерфейс (REST API) для серверної частини системи контекстної реклами «</w:t>
-      </w:r>
-      <w:proofErr w:type="spellStart"/>
-      <w:r>
-        <w:t>EmoAd</w:t>
-      </w:r>
-      <w:proofErr w:type="spellEnd"/>
-      <w:r>
-        <w:t>».</w:t>
+        <w:t>спроєктовано та реалізовано розширену реляційну базу даних та прикладний програмний інтерфейс (REST API) для серверної частини системи контекстної реклами «EmoAd».</w:t>
       </w:r>
     </w:p>
     <w:p>
@@ -2783,47 +1971,7 @@
         <w:jc w:val="left"/>
       </w:pPr>
       <w:r>
-        <w:t>сформовано UML-моделі прецедентів, побудовано концептуальну ER-діаграму та логічну структуру з 5 взаємопов'язаних таблиць (</w:t>
-      </w:r>
-      <w:proofErr w:type="spellStart"/>
-      <w:r>
-        <w:t>users</w:t>
-      </w:r>
-      <w:proofErr w:type="spellEnd"/>
-      <w:r>
-        <w:t xml:space="preserve">, </w:t>
-      </w:r>
-      <w:proofErr w:type="spellStart"/>
-      <w:r>
-        <w:t>advertisements</w:t>
-      </w:r>
-      <w:proofErr w:type="spellEnd"/>
-      <w:r>
-        <w:t xml:space="preserve">, </w:t>
-      </w:r>
-      <w:proofErr w:type="spellStart"/>
-      <w:r>
-        <w:t>analytics_logs</w:t>
-      </w:r>
-      <w:proofErr w:type="spellEnd"/>
-      <w:r>
-        <w:t xml:space="preserve">, </w:t>
-      </w:r>
-      <w:proofErr w:type="spellStart"/>
-      <w:r>
-        <w:t>user_sessions</w:t>
-      </w:r>
-      <w:proofErr w:type="spellEnd"/>
-      <w:r>
-        <w:t xml:space="preserve">, </w:t>
-      </w:r>
-      <w:proofErr w:type="spellStart"/>
-      <w:r>
-        <w:t>feedback</w:t>
-      </w:r>
-      <w:proofErr w:type="spellEnd"/>
-      <w:r>
-        <w:t>), нормалізовану до третьої нормальної форми (3NF).</w:t>
+        <w:t>сформовано UML-моделі прецедентів, побудовано концептуальну ER-діаграму та логічну структуру з 5 взаємопов'язаних таблиць (users, advertisements, analytics_logs, user_sessions, feedback), нормалізовану до третьої нормальної форми (3NF).</w:t>
       </w:r>
     </w:p>
     <w:p>
@@ -2836,31 +1984,7 @@
         <w:jc w:val="left"/>
       </w:pPr>
       <w:r>
-        <w:t xml:space="preserve">виконано практичну реалізацію серверної логіки мовою </w:t>
-      </w:r>
-      <w:proofErr w:type="spellStart"/>
-      <w:r>
-        <w:t>Python</w:t>
-      </w:r>
-      <w:proofErr w:type="spellEnd"/>
-      <w:r>
-        <w:t xml:space="preserve"> з використанням сучасного фреймворку </w:t>
-      </w:r>
-      <w:proofErr w:type="spellStart"/>
-      <w:r>
-        <w:t>FastAPI</w:t>
-      </w:r>
-      <w:proofErr w:type="spellEnd"/>
-      <w:r>
-        <w:t xml:space="preserve"> та </w:t>
-      </w:r>
-      <w:proofErr w:type="spellStart"/>
-      <w:r>
-        <w:t>SQLAlchemy</w:t>
-      </w:r>
-      <w:proofErr w:type="spellEnd"/>
-      <w:r>
-        <w:t xml:space="preserve"> ORM, що забезпечило ефективну роботу з даними, сесійне управління та підтримку кабінету користувача.</w:t>
+        <w:t>виконано практичну реалізацію серверної логіки мовою Python з використанням сучасного фреймворку FastAPI та SQLAlchemy ORM, що забезпечило ефективну роботу з даними, сесійне управління та підтримку кабінету користувача.</w:t>
       </w:r>
     </w:p>
     <w:p>
@@ -2873,23 +1997,7 @@
         <w:jc w:val="left"/>
       </w:pPr>
       <w:r>
-        <w:t xml:space="preserve">реалізовано надійний CRUD-цикл для управління рекламними банерами та взаємодії з користувачами з автоматичною </w:t>
-      </w:r>
-      <w:proofErr w:type="spellStart"/>
-      <w:r>
-        <w:t>валідацією</w:t>
-      </w:r>
-      <w:proofErr w:type="spellEnd"/>
-      <w:r>
-        <w:t xml:space="preserve"> вхідних даних через </w:t>
-      </w:r>
-      <w:proofErr w:type="spellStart"/>
-      <w:r>
-        <w:t>Pydantic</w:t>
-      </w:r>
-      <w:proofErr w:type="spellEnd"/>
-      <w:r>
-        <w:t>-моделі.</w:t>
+        <w:t>реалізовано надійний CRUD-цикл для управління рекламними банерами та взаємодії з користувачами з автоматичною валідацією вхідних даних через Pydantic-моделі.</w:t>
       </w:r>
     </w:p>
     <w:p>
@@ -2902,23 +2010,7 @@
         <w:jc w:val="left"/>
       </w:pPr>
       <w:r>
-        <w:t xml:space="preserve">розроблено та </w:t>
-      </w:r>
-      <w:proofErr w:type="spellStart"/>
-      <w:r>
-        <w:t>протестовано</w:t>
-      </w:r>
-      <w:proofErr w:type="spellEnd"/>
-      <w:r>
-        <w:t xml:space="preserve"> стандартизований набір </w:t>
-      </w:r>
-      <w:proofErr w:type="spellStart"/>
-      <w:r>
-        <w:t>ендпоінтів</w:t>
-      </w:r>
-      <w:proofErr w:type="spellEnd"/>
-      <w:r>
-        <w:t xml:space="preserve"> REST API із підтримкою різних HTTP-методів (GET, POST, DELETE), що забезпечує асинхронний обмін даними у форматі JSON та захист адміністративних маршрутів.</w:t>
+        <w:t>розроблено та протестовано стандартизований набір ендпоінтів REST API із підтримкою різних HTTP-методів (GET, POST, DELETE), що забезпечує асинхронний обмін даними у форматі JSON та захист адміністративних маршрутів.</w:t>
       </w:r>
     </w:p>
     <w:p>
@@ -3028,39 +2120,7 @@
         <w:jc w:val="left"/>
       </w:pPr>
       <w:r>
-        <w:t xml:space="preserve">Назва інструменту та версія: </w:t>
-      </w:r>
-      <w:proofErr w:type="spellStart"/>
-      <w:r>
-        <w:t>Gemini</w:t>
-      </w:r>
-      <w:proofErr w:type="spellEnd"/>
-      <w:r>
-        <w:t xml:space="preserve"> 1.5 </w:t>
-      </w:r>
-      <w:proofErr w:type="spellStart"/>
-      <w:r>
-        <w:t>Flash</w:t>
-      </w:r>
-      <w:proofErr w:type="spellEnd"/>
-      <w:r>
-        <w:t xml:space="preserve"> (</w:t>
-      </w:r>
-      <w:proofErr w:type="spellStart"/>
-      <w:r>
-        <w:t>Advanced</w:t>
-      </w:r>
-      <w:proofErr w:type="spellEnd"/>
-      <w:r>
-        <w:t xml:space="preserve"> AI </w:t>
-      </w:r>
-      <w:proofErr w:type="spellStart"/>
-      <w:r>
-        <w:t>model</w:t>
-      </w:r>
-      <w:proofErr w:type="spellEnd"/>
-      <w:r>
-        <w:t>).</w:t>
+        <w:t>Назва інструменту та версія: Gemini 1.5 Flash (Advanced AI model).</w:t>
       </w:r>
     </w:p>
     <w:p>
@@ -3078,15 +2138,7 @@
         <w:jc w:val="left"/>
       </w:pPr>
       <w:r>
-        <w:t xml:space="preserve">Внесок автора: визначення бізнес-вимог до кабінету користувача, розробка моделі нормалізації до 3NF, написання і тестування </w:t>
-      </w:r>
-      <w:proofErr w:type="spellStart"/>
-      <w:r>
-        <w:t>ендпоінтів</w:t>
-      </w:r>
-      <w:proofErr w:type="spellEnd"/>
-      <w:r>
-        <w:t>.</w:t>
+        <w:t>Внесок автора: визначення бізнес-вимог до кабінету користувача, розробка моделі нормалізації до 3NF, написання і тестування ендпоінтів.</w:t>
       </w:r>
     </w:p>
     <w:p>
@@ -3105,23 +2157,7 @@
         <w:jc w:val="left"/>
       </w:pPr>
       <w:r>
-        <w:t>Запит (</w:t>
-      </w:r>
-      <w:proofErr w:type="spellStart"/>
-      <w:r>
-        <w:t>prompt</w:t>
-      </w:r>
-      <w:proofErr w:type="spellEnd"/>
-      <w:r>
-        <w:t xml:space="preserve">): «Сформуй специфікацію REST API </w:t>
-      </w:r>
-      <w:proofErr w:type="spellStart"/>
-      <w:r>
-        <w:t>ендпоінтів</w:t>
-      </w:r>
-      <w:proofErr w:type="spellEnd"/>
-      <w:r>
-        <w:t xml:space="preserve"> для реєстрації, авторизації та CRUD-операцій з рекламою у форматі таблиці.» </w:t>
+        <w:t xml:space="preserve">Запит (prompt): «Сформуй специфікацію REST API ендпоінтів для реєстрації, авторизації та CRUD-операцій з рекламою у форматі таблиці.» </w:t>
       </w:r>
     </w:p>
     <w:p>
@@ -3133,12 +2169,6 @@
       <w:r>
         <w:t>Отримана відповідь ШІ: Згенеровано структурований опис методів і шляхів запитів.</w:t>
       </w:r>
-    </w:p>
-    <w:p>
-      <w:pPr>
-        <w:pStyle w:val="11"/>
-        <w:ind w:firstLine="0"/>
-      </w:pPr>
     </w:p>
     <w:p>
       <w:pPr>
@@ -3262,6 +2292,7 @@
           <w:b/>
           <w:bCs/>
         </w:rPr>
+        <w:lastRenderedPageBreak/>
         <w:t>ДОДАТОК А</w:t>
       </w:r>
     </w:p>
@@ -3299,6 +2330,15 @@
       </w:pPr>
       <w:r>
         <w:t xml:space="preserve">Відеозапис презентації результатів лабораторної роботи: </w:t>
+      </w:r>
+    </w:p>
+    <w:p>
+      <w:pPr>
+        <w:pStyle w:val="11"/>
+        <w:jc w:val="left"/>
+      </w:pPr>
+      <w:r>
+        <w:t>https://youtu.be/w0wVHNRyW_I</w:t>
       </w:r>
     </w:p>
     <w:p>
@@ -3346,21 +2386,8 @@
         <w:jc w:val="left"/>
       </w:pPr>
       <w:r>
-        <w:t>00:14 - Діаграма прецедентів (</w:t>
-      </w:r>
-      <w:proofErr w:type="spellStart"/>
-      <w:r>
-        <w:t>Use</w:t>
-      </w:r>
-      <w:proofErr w:type="spellEnd"/>
-      <w:r>
-        <w:t xml:space="preserve"> </w:t>
-      </w:r>
-      <w:proofErr w:type="spellStart"/>
-      <w:r>
-        <w:t>Case</w:t>
-      </w:r>
-      <w:proofErr w:type="spellEnd"/>
+        <w:t>00:14 - Діаграма прецедентів (Use Case</w:t>
+      </w:r>
       <w:r>
         <w:t>).</w:t>
       </w:r>
@@ -3420,13 +2447,8 @@
         <w:jc w:val="left"/>
       </w:pPr>
       <w:r>
-        <w:t xml:space="preserve">03:00 - Адміністративні </w:t>
-      </w:r>
-      <w:proofErr w:type="spellStart"/>
-      <w:r>
-        <w:t>ендпоінти</w:t>
-      </w:r>
-      <w:proofErr w:type="spellEnd"/>
+        <w:t>03:00 - Адміністративні ендпоінти</w:t>
+      </w:r>
       <w:r>
         <w:t>.</w:t>
       </w:r>
@@ -3473,21 +2495,8 @@
         <w:jc w:val="left"/>
       </w:pPr>
       <w:r>
-        <w:t xml:space="preserve">05:04 - Серверні </w:t>
-      </w:r>
-      <w:proofErr w:type="spellStart"/>
-      <w:r>
-        <w:t>логи</w:t>
-      </w:r>
-      <w:proofErr w:type="spellEnd"/>
-      <w:r>
-        <w:t xml:space="preserve"> та БД: перевірка консольних </w:t>
-      </w:r>
-      <w:proofErr w:type="spellStart"/>
-      <w:r>
-        <w:t>логів</w:t>
-      </w:r>
-      <w:proofErr w:type="spellEnd"/>
+        <w:t>05:04 - Серверні логи та БД: перевірка консольних логів</w:t>
+      </w:r>
       <w:r>
         <w:t>.</w:t>
       </w:r>
@@ -3518,6 +2527,9 @@
       <w:pPr>
         <w:pStyle w:val="11"/>
         <w:jc w:val="left"/>
+        <w:rPr>
+          <w:lang w:val="en-US"/>
+        </w:rPr>
       </w:pPr>
     </w:p>
     <w:p>
@@ -3647,15 +2659,11 @@
           <w:rFonts w:asciiTheme="minorHAnsi" w:hAnsiTheme="minorHAnsi" w:cstheme="minorBidi"/>
           <w:sz w:val="24"/>
           <w:szCs w:val="24"/>
-        </w:rPr>
-      </w:pPr>
-      <w:proofErr w:type="spellStart"/>
-      <w:r>
-        <w:t>GitHub</w:t>
-      </w:r>
-      <w:proofErr w:type="spellEnd"/>
-      <w:r>
-        <w:t xml:space="preserve"> репозиторій:</w:t>
+          <w:lang w:val="ru-RU"/>
+        </w:rPr>
+      </w:pPr>
+      <w:r>
+        <w:t>GitHub репозиторій:</w:t>
       </w:r>
       <w:r>
         <w:rPr>
@@ -3665,6 +2673,22 @@
         </w:rPr>
         <w:t xml:space="preserve"> </w:t>
       </w:r>
+      <w:r>
+        <w:t>https://github.com/NureDolzhenkovaDaria/ark-pzpi-23-3-dolzhenkova-daria/tree/main/Lab2</w:t>
+      </w:r>
+    </w:p>
+    <w:p>
+      <w:pPr>
+        <w:pStyle w:val="11"/>
+        <w:ind w:firstLine="0"/>
+        <w:jc w:val="left"/>
+        <w:rPr>
+          <w:rFonts w:asciiTheme="minorHAnsi" w:hAnsiTheme="minorHAnsi" w:cstheme="minorBidi"/>
+          <w:sz w:val="24"/>
+          <w:szCs w:val="24"/>
+          <w:lang w:val="ru-RU"/>
+        </w:rPr>
+      </w:pPr>
     </w:p>
     <w:p>
       <w:pPr>
@@ -3697,10 +2721,236 @@
           <w:sz w:val="24"/>
           <w:szCs w:val="24"/>
         </w:rPr>
-        <w:t>Структура моделей даних та підключення бази даних (</w:t>
-      </w:r>
-      <w:proofErr w:type="spellStart"/>
-      <w:r>
+        <w:t>Структура моделей даних та підключення бази даних (SQLAlchemy ORM)</w:t>
+      </w:r>
+    </w:p>
+    <w:p>
+      <w:pPr>
+        <w:pStyle w:val="11"/>
+        <w:jc w:val="left"/>
+        <w:rPr>
+          <w:rFonts w:ascii="Courier New" w:hAnsi="Courier New" w:cs="Courier New"/>
+          <w:sz w:val="24"/>
+          <w:szCs w:val="24"/>
+        </w:rPr>
+      </w:pPr>
+      <w:r>
+        <w:rPr>
+          <w:rFonts w:ascii="Courier New" w:hAnsi="Courier New" w:cs="Courier New"/>
+          <w:sz w:val="24"/>
+          <w:szCs w:val="24"/>
+        </w:rPr>
+        <w:t>1  from sqlalchemy import Column, Integer, String, Text, ForeignKey, DateTime</w:t>
+      </w:r>
+    </w:p>
+    <w:p>
+      <w:pPr>
+        <w:pStyle w:val="11"/>
+        <w:jc w:val="left"/>
+        <w:rPr>
+          <w:rFonts w:ascii="Courier New" w:hAnsi="Courier New" w:cs="Courier New"/>
+          <w:sz w:val="24"/>
+          <w:szCs w:val="24"/>
+        </w:rPr>
+      </w:pPr>
+      <w:r>
+        <w:rPr>
+          <w:rFonts w:ascii="Courier New" w:hAnsi="Courier New" w:cs="Courier New"/>
+          <w:sz w:val="24"/>
+          <w:szCs w:val="24"/>
+        </w:rPr>
+        <w:t xml:space="preserve"> 2  from sqlalchemy.ext.declarative import declarative_base</w:t>
+      </w:r>
+    </w:p>
+    <w:p>
+      <w:pPr>
+        <w:pStyle w:val="11"/>
+        <w:jc w:val="left"/>
+        <w:rPr>
+          <w:rFonts w:ascii="Courier New" w:hAnsi="Courier New" w:cs="Courier New"/>
+          <w:sz w:val="24"/>
+          <w:szCs w:val="24"/>
+        </w:rPr>
+      </w:pPr>
+      <w:r>
+        <w:rPr>
+          <w:rFonts w:ascii="Courier New" w:hAnsi="Courier New" w:cs="Courier New"/>
+          <w:sz w:val="24"/>
+          <w:szCs w:val="24"/>
+        </w:rPr>
+        <w:t xml:space="preserve"> 3  </w:t>
+      </w:r>
+    </w:p>
+    <w:p>
+      <w:pPr>
+        <w:pStyle w:val="11"/>
+        <w:jc w:val="left"/>
+        <w:rPr>
+          <w:rFonts w:ascii="Courier New" w:hAnsi="Courier New" w:cs="Courier New"/>
+          <w:sz w:val="24"/>
+          <w:szCs w:val="24"/>
+        </w:rPr>
+      </w:pPr>
+      <w:r>
+        <w:rPr>
+          <w:rFonts w:ascii="Courier New" w:hAnsi="Courier New" w:cs="Courier New"/>
+          <w:sz w:val="24"/>
+          <w:szCs w:val="24"/>
+        </w:rPr>
+        <w:t xml:space="preserve"> 4  Base = declarative_base()</w:t>
+      </w:r>
+    </w:p>
+    <w:p>
+      <w:pPr>
+        <w:pStyle w:val="11"/>
+        <w:jc w:val="left"/>
+        <w:rPr>
+          <w:rFonts w:ascii="Courier New" w:hAnsi="Courier New" w:cs="Courier New"/>
+          <w:sz w:val="24"/>
+          <w:szCs w:val="24"/>
+        </w:rPr>
+      </w:pPr>
+      <w:r>
+        <w:rPr>
+          <w:rFonts w:ascii="Courier New" w:hAnsi="Courier New" w:cs="Courier New"/>
+          <w:sz w:val="24"/>
+          <w:szCs w:val="24"/>
+        </w:rPr>
+        <w:t xml:space="preserve"> 5  </w:t>
+      </w:r>
+    </w:p>
+    <w:p>
+      <w:pPr>
+        <w:pStyle w:val="11"/>
+        <w:jc w:val="left"/>
+        <w:rPr>
+          <w:rFonts w:ascii="Courier New" w:hAnsi="Courier New" w:cs="Courier New"/>
+          <w:sz w:val="24"/>
+          <w:szCs w:val="24"/>
+        </w:rPr>
+      </w:pPr>
+      <w:r>
+        <w:rPr>
+          <w:rFonts w:ascii="Courier New" w:hAnsi="Courier New" w:cs="Courier New"/>
+          <w:sz w:val="24"/>
+          <w:szCs w:val="24"/>
+        </w:rPr>
+        <w:t xml:space="preserve"> 6  class AdvertisementDB(Base):</w:t>
+      </w:r>
+    </w:p>
+    <w:p>
+      <w:pPr>
+        <w:pStyle w:val="11"/>
+        <w:jc w:val="left"/>
+        <w:rPr>
+          <w:rFonts w:ascii="Courier New" w:hAnsi="Courier New" w:cs="Courier New"/>
+          <w:sz w:val="24"/>
+          <w:szCs w:val="24"/>
+        </w:rPr>
+      </w:pPr>
+      <w:r>
+        <w:rPr>
+          <w:rFonts w:ascii="Courier New" w:hAnsi="Courier New" w:cs="Courier New"/>
+          <w:sz w:val="24"/>
+          <w:szCs w:val="24"/>
+        </w:rPr>
+        <w:t xml:space="preserve"> 7      __tablename__ = "advertisements"</w:t>
+      </w:r>
+    </w:p>
+    <w:p>
+      <w:pPr>
+        <w:pStyle w:val="11"/>
+        <w:jc w:val="left"/>
+        <w:rPr>
+          <w:rFonts w:ascii="Courier New" w:hAnsi="Courier New" w:cs="Courier New"/>
+          <w:sz w:val="24"/>
+          <w:szCs w:val="24"/>
+        </w:rPr>
+      </w:pPr>
+      <w:r>
+        <w:rPr>
+          <w:rFonts w:ascii="Courier New" w:hAnsi="Courier New" w:cs="Courier New"/>
+          <w:sz w:val="24"/>
+          <w:szCs w:val="24"/>
+        </w:rPr>
+        <w:t xml:space="preserve"> 8      id = Column(Integer, primary_key=True, index=True)</w:t>
+      </w:r>
+    </w:p>
+    <w:p>
+      <w:pPr>
+        <w:pStyle w:val="11"/>
+        <w:jc w:val="left"/>
+        <w:rPr>
+          <w:rFonts w:ascii="Courier New" w:hAnsi="Courier New" w:cs="Courier New"/>
+          <w:sz w:val="24"/>
+          <w:szCs w:val="24"/>
+        </w:rPr>
+      </w:pPr>
+      <w:r>
+        <w:rPr>
+          <w:rFonts w:ascii="Courier New" w:hAnsi="Courier New" w:cs="Courier New"/>
+          <w:sz w:val="24"/>
+          <w:szCs w:val="24"/>
+        </w:rPr>
+        <w:t xml:space="preserve"> 9      emotion = Column(String, unique=True, index=True)</w:t>
+      </w:r>
+    </w:p>
+    <w:p>
+      <w:pPr>
+        <w:pStyle w:val="11"/>
+        <w:jc w:val="left"/>
+        <w:rPr>
+          <w:rFonts w:ascii="Courier New" w:hAnsi="Courier New" w:cs="Courier New"/>
+          <w:sz w:val="24"/>
+          <w:szCs w:val="24"/>
+        </w:rPr>
+      </w:pPr>
+      <w:r>
+        <w:rPr>
+          <w:rFonts w:ascii="Courier New" w:hAnsi="Courier New" w:cs="Courier New"/>
+          <w:sz w:val="24"/>
+          <w:szCs w:val="24"/>
+        </w:rPr>
+        <w:t>10      slogan = Column(Text, nullable=False)</w:t>
+      </w:r>
+    </w:p>
+    <w:p>
+      <w:pPr>
+        <w:pStyle w:val="11"/>
+        <w:ind w:firstLine="0"/>
+        <w:jc w:val="left"/>
+        <w:rPr>
+          <w:rFonts w:ascii="Courier New" w:hAnsi="Courier New" w:cs="Courier New"/>
+          <w:sz w:val="24"/>
+          <w:szCs w:val="24"/>
+        </w:rPr>
+      </w:pPr>
+      <w:r>
+        <w:rPr>
+          <w:rFonts w:ascii="Courier New" w:hAnsi="Courier New" w:cs="Courier New"/>
+          <w:sz w:val="24"/>
+          <w:szCs w:val="24"/>
+        </w:rPr>
+        <w:t>11      promo_code = Column(String, nullable=False)</w:t>
+      </w:r>
+    </w:p>
+    <w:p>
+      <w:pPr>
+        <w:pStyle w:val="11"/>
+        <w:ind w:firstLine="0"/>
+        <w:jc w:val="left"/>
+        <w:rPr>
+          <w:rFonts w:ascii="Courier New" w:hAnsi="Courier New" w:cs="Courier New"/>
+          <w:sz w:val="24"/>
+          <w:szCs w:val="24"/>
+        </w:rPr>
+      </w:pPr>
+    </w:p>
+    <w:p>
+      <w:pPr>
+        <w:pStyle w:val="11"/>
+        <w:ind w:firstLine="0"/>
+        <w:jc w:val="left"/>
         <w:rPr>
           <w:rFonts w:ascii="Courier New" w:hAnsi="Courier New" w:cs="Courier New"/>
           <w:b/>
@@ -3708,9 +2958,7 @@
           <w:sz w:val="24"/>
           <w:szCs w:val="24"/>
         </w:rPr>
-        <w:t>SQLAlchemy</w:t>
-      </w:r>
-      <w:proofErr w:type="spellEnd"/>
+      </w:pPr>
       <w:r>
         <w:rPr>
           <w:rFonts w:ascii="Courier New" w:hAnsi="Courier New" w:cs="Courier New"/>
@@ -3719,7 +2967,7 @@
           <w:sz w:val="24"/>
           <w:szCs w:val="24"/>
         </w:rPr>
-        <w:t xml:space="preserve"> ORM)</w:t>
+        <w:t>В.2 Програмна реалізація ендпоінтів REST API (FastAPI)</w:t>
       </w:r>
     </w:p>
     <w:p>
@@ -3738,245 +2986,256 @@
           <w:sz w:val="24"/>
           <w:szCs w:val="24"/>
         </w:rPr>
-        <w:t xml:space="preserve">1  </w:t>
-      </w:r>
-      <w:proofErr w:type="spellStart"/>
-      <w:r>
+        <w:t>1 from fastapi import APIRouter, Depends, HTTPException, status</w:t>
+      </w:r>
+    </w:p>
+    <w:p>
+      <w:pPr>
+        <w:pStyle w:val="11"/>
+        <w:jc w:val="left"/>
         <w:rPr>
           <w:rFonts w:ascii="Courier New" w:hAnsi="Courier New" w:cs="Courier New"/>
           <w:sz w:val="24"/>
           <w:szCs w:val="24"/>
         </w:rPr>
-        <w:t>from</w:t>
-      </w:r>
-      <w:proofErr w:type="spellEnd"/>
+      </w:pPr>
       <w:r>
         <w:rPr>
           <w:rFonts w:ascii="Courier New" w:hAnsi="Courier New" w:cs="Courier New"/>
           <w:sz w:val="24"/>
           <w:szCs w:val="24"/>
         </w:rPr>
-        <w:t xml:space="preserve"> </w:t>
-      </w:r>
-      <w:proofErr w:type="spellStart"/>
-      <w:r>
+        <w:t xml:space="preserve"> 2  from sqlalchemy.orm import Session</w:t>
+      </w:r>
+    </w:p>
+    <w:p>
+      <w:pPr>
+        <w:pStyle w:val="11"/>
+        <w:jc w:val="left"/>
         <w:rPr>
           <w:rFonts w:ascii="Courier New" w:hAnsi="Courier New" w:cs="Courier New"/>
           <w:sz w:val="24"/>
           <w:szCs w:val="24"/>
         </w:rPr>
-        <w:t>sqlalchemy</w:t>
-      </w:r>
-      <w:proofErr w:type="spellEnd"/>
+      </w:pPr>
       <w:r>
         <w:rPr>
           <w:rFonts w:ascii="Courier New" w:hAnsi="Courier New" w:cs="Courier New"/>
           <w:sz w:val="24"/>
           <w:szCs w:val="24"/>
         </w:rPr>
-        <w:t xml:space="preserve"> </w:t>
-      </w:r>
-      <w:proofErr w:type="spellStart"/>
-      <w:r>
+        <w:t xml:space="preserve"> 3  from services.db_service import SessionLocal</w:t>
+      </w:r>
+    </w:p>
+    <w:p>
+      <w:pPr>
+        <w:pStyle w:val="11"/>
+        <w:jc w:val="left"/>
         <w:rPr>
           <w:rFonts w:ascii="Courier New" w:hAnsi="Courier New" w:cs="Courier New"/>
           <w:sz w:val="24"/>
           <w:szCs w:val="24"/>
         </w:rPr>
-        <w:t>import</w:t>
-      </w:r>
-      <w:proofErr w:type="spellEnd"/>
+      </w:pPr>
       <w:r>
         <w:rPr>
           <w:rFonts w:ascii="Courier New" w:hAnsi="Courier New" w:cs="Courier New"/>
           <w:sz w:val="24"/>
           <w:szCs w:val="24"/>
         </w:rPr>
-        <w:t xml:space="preserve"> </w:t>
-      </w:r>
-      <w:proofErr w:type="spellStart"/>
-      <w:r>
+        <w:t xml:space="preserve"> 4  from models.models import AdvertisementDB</w:t>
+      </w:r>
+    </w:p>
+    <w:p>
+      <w:pPr>
+        <w:pStyle w:val="11"/>
+        <w:jc w:val="left"/>
         <w:rPr>
           <w:rFonts w:ascii="Courier New" w:hAnsi="Courier New" w:cs="Courier New"/>
           <w:sz w:val="24"/>
           <w:szCs w:val="24"/>
         </w:rPr>
-        <w:t>Column</w:t>
-      </w:r>
-      <w:proofErr w:type="spellEnd"/>
+      </w:pPr>
       <w:r>
         <w:rPr>
           <w:rFonts w:ascii="Courier New" w:hAnsi="Courier New" w:cs="Courier New"/>
           <w:sz w:val="24"/>
           <w:szCs w:val="24"/>
         </w:rPr>
-        <w:t xml:space="preserve">, </w:t>
-      </w:r>
-      <w:proofErr w:type="spellStart"/>
-      <w:r>
+        <w:t xml:space="preserve"> 5  </w:t>
+      </w:r>
+    </w:p>
+    <w:p>
+      <w:pPr>
+        <w:pStyle w:val="11"/>
+        <w:jc w:val="left"/>
         <w:rPr>
           <w:rFonts w:ascii="Courier New" w:hAnsi="Courier New" w:cs="Courier New"/>
           <w:sz w:val="24"/>
           <w:szCs w:val="24"/>
         </w:rPr>
-        <w:t>Integer</w:t>
-      </w:r>
-      <w:proofErr w:type="spellEnd"/>
+      </w:pPr>
       <w:r>
         <w:rPr>
           <w:rFonts w:ascii="Courier New" w:hAnsi="Courier New" w:cs="Courier New"/>
           <w:sz w:val="24"/>
           <w:szCs w:val="24"/>
         </w:rPr>
-        <w:t xml:space="preserve">, </w:t>
-      </w:r>
-      <w:proofErr w:type="spellStart"/>
-      <w:r>
+        <w:t xml:space="preserve"> 6  router = APIRouter(prefix="/api/v1", tags=["EmoAd System"])</w:t>
+      </w:r>
+    </w:p>
+    <w:p>
+      <w:pPr>
+        <w:pStyle w:val="11"/>
+        <w:jc w:val="left"/>
         <w:rPr>
           <w:rFonts w:ascii="Courier New" w:hAnsi="Courier New" w:cs="Courier New"/>
           <w:sz w:val="24"/>
           <w:szCs w:val="24"/>
         </w:rPr>
-        <w:t>String</w:t>
-      </w:r>
-      <w:proofErr w:type="spellEnd"/>
+      </w:pPr>
       <w:r>
         <w:rPr>
           <w:rFonts w:ascii="Courier New" w:hAnsi="Courier New" w:cs="Courier New"/>
           <w:sz w:val="24"/>
           <w:szCs w:val="24"/>
         </w:rPr>
-        <w:t xml:space="preserve">, </w:t>
-      </w:r>
-      <w:proofErr w:type="spellStart"/>
-      <w:r>
+        <w:t xml:space="preserve"> 7  </w:t>
+      </w:r>
+    </w:p>
+    <w:p>
+      <w:pPr>
+        <w:pStyle w:val="11"/>
+        <w:jc w:val="left"/>
         <w:rPr>
           <w:rFonts w:ascii="Courier New" w:hAnsi="Courier New" w:cs="Courier New"/>
           <w:sz w:val="24"/>
           <w:szCs w:val="24"/>
         </w:rPr>
-        <w:t>Text</w:t>
-      </w:r>
-      <w:proofErr w:type="spellEnd"/>
+      </w:pPr>
       <w:r>
         <w:rPr>
           <w:rFonts w:ascii="Courier New" w:hAnsi="Courier New" w:cs="Courier New"/>
           <w:sz w:val="24"/>
           <w:szCs w:val="24"/>
         </w:rPr>
-        <w:t xml:space="preserve">, </w:t>
-      </w:r>
-      <w:proofErr w:type="spellStart"/>
-      <w:r>
+        <w:t xml:space="preserve"> 8  def get_db():</w:t>
+      </w:r>
+    </w:p>
+    <w:p>
+      <w:pPr>
+        <w:pStyle w:val="11"/>
+        <w:jc w:val="left"/>
         <w:rPr>
           <w:rFonts w:ascii="Courier New" w:hAnsi="Courier New" w:cs="Courier New"/>
           <w:sz w:val="24"/>
           <w:szCs w:val="24"/>
         </w:rPr>
-        <w:t>ForeignKey</w:t>
-      </w:r>
-      <w:proofErr w:type="spellEnd"/>
+      </w:pPr>
       <w:r>
         <w:rPr>
           <w:rFonts w:ascii="Courier New" w:hAnsi="Courier New" w:cs="Courier New"/>
           <w:sz w:val="24"/>
           <w:szCs w:val="24"/>
         </w:rPr>
-        <w:t xml:space="preserve">, </w:t>
-      </w:r>
-      <w:proofErr w:type="spellStart"/>
-      <w:r>
+        <w:t xml:space="preserve"> 9      db = SessionLocal()</w:t>
+      </w:r>
+    </w:p>
+    <w:p>
+      <w:pPr>
+        <w:pStyle w:val="11"/>
+        <w:jc w:val="left"/>
         <w:rPr>
           <w:rFonts w:ascii="Courier New" w:hAnsi="Courier New" w:cs="Courier New"/>
           <w:sz w:val="24"/>
           <w:szCs w:val="24"/>
         </w:rPr>
-        <w:t>DateTime</w:t>
-      </w:r>
-      <w:proofErr w:type="spellEnd"/>
-    </w:p>
-    <w:p>
-      <w:pPr>
-        <w:pStyle w:val="11"/>
-        <w:jc w:val="left"/>
+      </w:pPr>
+      <w:r>
         <w:rPr>
           <w:rFonts w:ascii="Courier New" w:hAnsi="Courier New" w:cs="Courier New"/>
           <w:sz w:val="24"/>
           <w:szCs w:val="24"/>
         </w:rPr>
-      </w:pPr>
-      <w:r>
+        <w:t>10      try:</w:t>
+      </w:r>
+    </w:p>
+    <w:p>
+      <w:pPr>
+        <w:pStyle w:val="11"/>
+        <w:jc w:val="left"/>
         <w:rPr>
           <w:rFonts w:ascii="Courier New" w:hAnsi="Courier New" w:cs="Courier New"/>
           <w:sz w:val="24"/>
           <w:szCs w:val="24"/>
         </w:rPr>
-        <w:t xml:space="preserve"> 2  </w:t>
-      </w:r>
-      <w:proofErr w:type="spellStart"/>
+      </w:pPr>
       <w:r>
         <w:rPr>
           <w:rFonts w:ascii="Courier New" w:hAnsi="Courier New" w:cs="Courier New"/>
           <w:sz w:val="24"/>
           <w:szCs w:val="24"/>
         </w:rPr>
-        <w:t>from</w:t>
-      </w:r>
-      <w:proofErr w:type="spellEnd"/>
-      <w:r>
+        <w:t>11          yield db</w:t>
+      </w:r>
+    </w:p>
+    <w:p>
+      <w:pPr>
+        <w:pStyle w:val="11"/>
+        <w:jc w:val="left"/>
         <w:rPr>
           <w:rFonts w:ascii="Courier New" w:hAnsi="Courier New" w:cs="Courier New"/>
           <w:sz w:val="24"/>
           <w:szCs w:val="24"/>
         </w:rPr>
-        <w:t xml:space="preserve"> </w:t>
-      </w:r>
-      <w:proofErr w:type="spellStart"/>
+      </w:pPr>
       <w:r>
         <w:rPr>
           <w:rFonts w:ascii="Courier New" w:hAnsi="Courier New" w:cs="Courier New"/>
           <w:sz w:val="24"/>
           <w:szCs w:val="24"/>
         </w:rPr>
-        <w:t>sqlalchemy.ext.declarative</w:t>
-      </w:r>
-      <w:proofErr w:type="spellEnd"/>
-      <w:r>
+        <w:lastRenderedPageBreak/>
+        <w:t>12      finally:</w:t>
+      </w:r>
+    </w:p>
+    <w:p>
+      <w:pPr>
+        <w:pStyle w:val="11"/>
+        <w:jc w:val="left"/>
         <w:rPr>
           <w:rFonts w:ascii="Courier New" w:hAnsi="Courier New" w:cs="Courier New"/>
           <w:sz w:val="24"/>
           <w:szCs w:val="24"/>
         </w:rPr>
-        <w:t xml:space="preserve"> </w:t>
-      </w:r>
-      <w:proofErr w:type="spellStart"/>
+      </w:pPr>
       <w:r>
         <w:rPr>
           <w:rFonts w:ascii="Courier New" w:hAnsi="Courier New" w:cs="Courier New"/>
           <w:sz w:val="24"/>
           <w:szCs w:val="24"/>
         </w:rPr>
-        <w:t>import</w:t>
-      </w:r>
-      <w:proofErr w:type="spellEnd"/>
-      <w:r>
+        <w:t>13          db.close()</w:t>
+      </w:r>
+    </w:p>
+    <w:p>
+      <w:pPr>
+        <w:pStyle w:val="11"/>
+        <w:jc w:val="left"/>
         <w:rPr>
           <w:rFonts w:ascii="Courier New" w:hAnsi="Courier New" w:cs="Courier New"/>
           <w:sz w:val="24"/>
           <w:szCs w:val="24"/>
         </w:rPr>
-        <w:t xml:space="preserve"> </w:t>
-      </w:r>
-      <w:proofErr w:type="spellStart"/>
+      </w:pPr>
       <w:r>
         <w:rPr>
           <w:rFonts w:ascii="Courier New" w:hAnsi="Courier New" w:cs="Courier New"/>
           <w:sz w:val="24"/>
           <w:szCs w:val="24"/>
         </w:rPr>
-        <w:t>declarative_base</w:t>
-      </w:r>
-      <w:proofErr w:type="spellEnd"/>
+        <w:t xml:space="preserve">14  </w:t>
+      </w:r>
     </w:p>
     <w:p>
       <w:pPr>
@@ -3994,7 +3253,7 @@
           <w:sz w:val="24"/>
           <w:szCs w:val="24"/>
         </w:rPr>
-        <w:t xml:space="preserve"> 3  </w:t>
+        <w:t>15  @router.post("/get_ad")</w:t>
       </w:r>
     </w:p>
     <w:p>
@@ -4013,43 +3272,45 @@
           <w:sz w:val="24"/>
           <w:szCs w:val="24"/>
         </w:rPr>
-        <w:t xml:space="preserve"> 4  </w:t>
-      </w:r>
-      <w:proofErr w:type="spellStart"/>
-      <w:r>
+        <w:t>16  async def get_ad(data: dict, db: Session = Depends(get_db)):</w:t>
+      </w:r>
+    </w:p>
+    <w:p>
+      <w:pPr>
+        <w:pStyle w:val="11"/>
+        <w:jc w:val="left"/>
         <w:rPr>
           <w:rFonts w:ascii="Courier New" w:hAnsi="Courier New" w:cs="Courier New"/>
           <w:sz w:val="24"/>
           <w:szCs w:val="24"/>
         </w:rPr>
-        <w:t>Base</w:t>
-      </w:r>
-      <w:proofErr w:type="spellEnd"/>
+      </w:pPr>
       <w:r>
         <w:rPr>
           <w:rFonts w:ascii="Courier New" w:hAnsi="Courier New" w:cs="Courier New"/>
           <w:sz w:val="24"/>
           <w:szCs w:val="24"/>
         </w:rPr>
-        <w:t xml:space="preserve"> = </w:t>
-      </w:r>
-      <w:proofErr w:type="spellStart"/>
-      <w:r>
+        <w:t>17      emotion = data.get('emotion', '').strip().lower()</w:t>
+      </w:r>
+    </w:p>
+    <w:p>
+      <w:pPr>
+        <w:pStyle w:val="11"/>
+        <w:jc w:val="left"/>
         <w:rPr>
           <w:rFonts w:ascii="Courier New" w:hAnsi="Courier New" w:cs="Courier New"/>
           <w:sz w:val="24"/>
           <w:szCs w:val="24"/>
         </w:rPr>
-        <w:t>declarative_base</w:t>
-      </w:r>
-      <w:proofErr w:type="spellEnd"/>
+      </w:pPr>
       <w:r>
         <w:rPr>
           <w:rFonts w:ascii="Courier New" w:hAnsi="Courier New" w:cs="Courier New"/>
           <w:sz w:val="24"/>
           <w:szCs w:val="24"/>
         </w:rPr>
-        <w:t>()</w:t>
+        <w:t>18      ad = db.query(AdvertisementDB).filter(AdvertisementDB.emotion == emotion).first()</w:t>
       </w:r>
     </w:p>
     <w:p>
@@ -4068,7 +3329,7 @@
           <w:sz w:val="24"/>
           <w:szCs w:val="24"/>
         </w:rPr>
-        <w:t xml:space="preserve"> 5  </w:t>
+        <w:t>19      if not ad:</w:t>
       </w:r>
     </w:p>
     <w:p>
@@ -4087,2334 +3348,27 @@
           <w:sz w:val="24"/>
           <w:szCs w:val="24"/>
         </w:rPr>
-        <w:t xml:space="preserve"> 6  </w:t>
-      </w:r>
-      <w:proofErr w:type="spellStart"/>
-      <w:r>
+        <w:t>20          raise HTTPException(status_code=404, detail="No ads found for this emotion")</w:t>
+      </w:r>
+    </w:p>
+    <w:p>
+      <w:pPr>
+        <w:pStyle w:val="11"/>
+        <w:ind w:firstLine="0"/>
+        <w:jc w:val="left"/>
         <w:rPr>
           <w:rFonts w:ascii="Courier New" w:hAnsi="Courier New" w:cs="Courier New"/>
           <w:sz w:val="24"/>
           <w:szCs w:val="24"/>
         </w:rPr>
-        <w:t>class</w:t>
-      </w:r>
-      <w:proofErr w:type="spellEnd"/>
+      </w:pPr>
       <w:r>
         <w:rPr>
           <w:rFonts w:ascii="Courier New" w:hAnsi="Courier New" w:cs="Courier New"/>
           <w:sz w:val="24"/>
           <w:szCs w:val="24"/>
         </w:rPr>
-        <w:t xml:space="preserve"> </w:t>
-      </w:r>
-      <w:proofErr w:type="spellStart"/>
-      <w:r>
-        <w:rPr>
-          <w:rFonts w:ascii="Courier New" w:hAnsi="Courier New" w:cs="Courier New"/>
-          <w:sz w:val="24"/>
-          <w:szCs w:val="24"/>
-        </w:rPr>
-        <w:t>AdvertisementDB</w:t>
-      </w:r>
-      <w:proofErr w:type="spellEnd"/>
-      <w:r>
-        <w:rPr>
-          <w:rFonts w:ascii="Courier New" w:hAnsi="Courier New" w:cs="Courier New"/>
-          <w:sz w:val="24"/>
-          <w:szCs w:val="24"/>
-        </w:rPr>
-        <w:t>(</w:t>
-      </w:r>
-      <w:proofErr w:type="spellStart"/>
-      <w:r>
-        <w:rPr>
-          <w:rFonts w:ascii="Courier New" w:hAnsi="Courier New" w:cs="Courier New"/>
-          <w:sz w:val="24"/>
-          <w:szCs w:val="24"/>
-        </w:rPr>
-        <w:t>Base</w:t>
-      </w:r>
-      <w:proofErr w:type="spellEnd"/>
-      <w:r>
-        <w:rPr>
-          <w:rFonts w:ascii="Courier New" w:hAnsi="Courier New" w:cs="Courier New"/>
-          <w:sz w:val="24"/>
-          <w:szCs w:val="24"/>
-        </w:rPr>
-        <w:t>):</w:t>
-      </w:r>
-    </w:p>
-    <w:p>
-      <w:pPr>
-        <w:pStyle w:val="11"/>
-        <w:jc w:val="left"/>
-        <w:rPr>
-          <w:rFonts w:ascii="Courier New" w:hAnsi="Courier New" w:cs="Courier New"/>
-          <w:sz w:val="24"/>
-          <w:szCs w:val="24"/>
-        </w:rPr>
-      </w:pPr>
-      <w:r>
-        <w:rPr>
-          <w:rFonts w:ascii="Courier New" w:hAnsi="Courier New" w:cs="Courier New"/>
-          <w:sz w:val="24"/>
-          <w:szCs w:val="24"/>
-        </w:rPr>
-        <w:t xml:space="preserve"> 7      __</w:t>
-      </w:r>
-      <w:proofErr w:type="spellStart"/>
-      <w:r>
-        <w:rPr>
-          <w:rFonts w:ascii="Courier New" w:hAnsi="Courier New" w:cs="Courier New"/>
-          <w:sz w:val="24"/>
-          <w:szCs w:val="24"/>
-        </w:rPr>
-        <w:t>tablename</w:t>
-      </w:r>
-      <w:proofErr w:type="spellEnd"/>
-      <w:r>
-        <w:rPr>
-          <w:rFonts w:ascii="Courier New" w:hAnsi="Courier New" w:cs="Courier New"/>
-          <w:sz w:val="24"/>
-          <w:szCs w:val="24"/>
-        </w:rPr>
-        <w:t>__ = "</w:t>
-      </w:r>
-      <w:proofErr w:type="spellStart"/>
-      <w:r>
-        <w:rPr>
-          <w:rFonts w:ascii="Courier New" w:hAnsi="Courier New" w:cs="Courier New"/>
-          <w:sz w:val="24"/>
-          <w:szCs w:val="24"/>
-        </w:rPr>
-        <w:t>advertisements</w:t>
-      </w:r>
-      <w:proofErr w:type="spellEnd"/>
-      <w:r>
-        <w:rPr>
-          <w:rFonts w:ascii="Courier New" w:hAnsi="Courier New" w:cs="Courier New"/>
-          <w:sz w:val="24"/>
-          <w:szCs w:val="24"/>
-        </w:rPr>
-        <w:t>"</w:t>
-      </w:r>
-    </w:p>
-    <w:p>
-      <w:pPr>
-        <w:pStyle w:val="11"/>
-        <w:jc w:val="left"/>
-        <w:rPr>
-          <w:rFonts w:ascii="Courier New" w:hAnsi="Courier New" w:cs="Courier New"/>
-          <w:sz w:val="24"/>
-          <w:szCs w:val="24"/>
-        </w:rPr>
-      </w:pPr>
-      <w:r>
-        <w:rPr>
-          <w:rFonts w:ascii="Courier New" w:hAnsi="Courier New" w:cs="Courier New"/>
-          <w:sz w:val="24"/>
-          <w:szCs w:val="24"/>
-        </w:rPr>
-        <w:t xml:space="preserve"> 8      </w:t>
-      </w:r>
-      <w:proofErr w:type="spellStart"/>
-      <w:r>
-        <w:rPr>
-          <w:rFonts w:ascii="Courier New" w:hAnsi="Courier New" w:cs="Courier New"/>
-          <w:sz w:val="24"/>
-          <w:szCs w:val="24"/>
-        </w:rPr>
-        <w:t>id</w:t>
-      </w:r>
-      <w:proofErr w:type="spellEnd"/>
-      <w:r>
-        <w:rPr>
-          <w:rFonts w:ascii="Courier New" w:hAnsi="Courier New" w:cs="Courier New"/>
-          <w:sz w:val="24"/>
-          <w:szCs w:val="24"/>
-        </w:rPr>
-        <w:t xml:space="preserve"> = </w:t>
-      </w:r>
-      <w:proofErr w:type="spellStart"/>
-      <w:r>
-        <w:rPr>
-          <w:rFonts w:ascii="Courier New" w:hAnsi="Courier New" w:cs="Courier New"/>
-          <w:sz w:val="24"/>
-          <w:szCs w:val="24"/>
-        </w:rPr>
-        <w:t>Column</w:t>
-      </w:r>
-      <w:proofErr w:type="spellEnd"/>
-      <w:r>
-        <w:rPr>
-          <w:rFonts w:ascii="Courier New" w:hAnsi="Courier New" w:cs="Courier New"/>
-          <w:sz w:val="24"/>
-          <w:szCs w:val="24"/>
-        </w:rPr>
-        <w:t>(</w:t>
-      </w:r>
-      <w:proofErr w:type="spellStart"/>
-      <w:r>
-        <w:rPr>
-          <w:rFonts w:ascii="Courier New" w:hAnsi="Courier New" w:cs="Courier New"/>
-          <w:sz w:val="24"/>
-          <w:szCs w:val="24"/>
-        </w:rPr>
-        <w:t>Integer</w:t>
-      </w:r>
-      <w:proofErr w:type="spellEnd"/>
-      <w:r>
-        <w:rPr>
-          <w:rFonts w:ascii="Courier New" w:hAnsi="Courier New" w:cs="Courier New"/>
-          <w:sz w:val="24"/>
-          <w:szCs w:val="24"/>
-        </w:rPr>
-        <w:t xml:space="preserve">, </w:t>
-      </w:r>
-      <w:proofErr w:type="spellStart"/>
-      <w:r>
-        <w:rPr>
-          <w:rFonts w:ascii="Courier New" w:hAnsi="Courier New" w:cs="Courier New"/>
-          <w:sz w:val="24"/>
-          <w:szCs w:val="24"/>
-        </w:rPr>
-        <w:t>primary_key</w:t>
-      </w:r>
-      <w:proofErr w:type="spellEnd"/>
-      <w:r>
-        <w:rPr>
-          <w:rFonts w:ascii="Courier New" w:hAnsi="Courier New" w:cs="Courier New"/>
-          <w:sz w:val="24"/>
-          <w:szCs w:val="24"/>
-        </w:rPr>
-        <w:t>=</w:t>
-      </w:r>
-      <w:proofErr w:type="spellStart"/>
-      <w:r>
-        <w:rPr>
-          <w:rFonts w:ascii="Courier New" w:hAnsi="Courier New" w:cs="Courier New"/>
-          <w:sz w:val="24"/>
-          <w:szCs w:val="24"/>
-        </w:rPr>
-        <w:t>True</w:t>
-      </w:r>
-      <w:proofErr w:type="spellEnd"/>
-      <w:r>
-        <w:rPr>
-          <w:rFonts w:ascii="Courier New" w:hAnsi="Courier New" w:cs="Courier New"/>
-          <w:sz w:val="24"/>
-          <w:szCs w:val="24"/>
-        </w:rPr>
-        <w:t xml:space="preserve">, </w:t>
-      </w:r>
-      <w:proofErr w:type="spellStart"/>
-      <w:r>
-        <w:rPr>
-          <w:rFonts w:ascii="Courier New" w:hAnsi="Courier New" w:cs="Courier New"/>
-          <w:sz w:val="24"/>
-          <w:szCs w:val="24"/>
-        </w:rPr>
-        <w:t>index</w:t>
-      </w:r>
-      <w:proofErr w:type="spellEnd"/>
-      <w:r>
-        <w:rPr>
-          <w:rFonts w:ascii="Courier New" w:hAnsi="Courier New" w:cs="Courier New"/>
-          <w:sz w:val="24"/>
-          <w:szCs w:val="24"/>
-        </w:rPr>
-        <w:t>=</w:t>
-      </w:r>
-      <w:proofErr w:type="spellStart"/>
-      <w:r>
-        <w:rPr>
-          <w:rFonts w:ascii="Courier New" w:hAnsi="Courier New" w:cs="Courier New"/>
-          <w:sz w:val="24"/>
-          <w:szCs w:val="24"/>
-        </w:rPr>
-        <w:t>True</w:t>
-      </w:r>
-      <w:proofErr w:type="spellEnd"/>
-      <w:r>
-        <w:rPr>
-          <w:rFonts w:ascii="Courier New" w:hAnsi="Courier New" w:cs="Courier New"/>
-          <w:sz w:val="24"/>
-          <w:szCs w:val="24"/>
-        </w:rPr>
-        <w:t>)</w:t>
-      </w:r>
-    </w:p>
-    <w:p>
-      <w:pPr>
-        <w:pStyle w:val="11"/>
-        <w:jc w:val="left"/>
-        <w:rPr>
-          <w:rFonts w:ascii="Courier New" w:hAnsi="Courier New" w:cs="Courier New"/>
-          <w:sz w:val="24"/>
-          <w:szCs w:val="24"/>
-        </w:rPr>
-      </w:pPr>
-      <w:r>
-        <w:rPr>
-          <w:rFonts w:ascii="Courier New" w:hAnsi="Courier New" w:cs="Courier New"/>
-          <w:sz w:val="24"/>
-          <w:szCs w:val="24"/>
-        </w:rPr>
-        <w:t xml:space="preserve"> 9      </w:t>
-      </w:r>
-      <w:proofErr w:type="spellStart"/>
-      <w:r>
-        <w:rPr>
-          <w:rFonts w:ascii="Courier New" w:hAnsi="Courier New" w:cs="Courier New"/>
-          <w:sz w:val="24"/>
-          <w:szCs w:val="24"/>
-        </w:rPr>
-        <w:t>emotion</w:t>
-      </w:r>
-      <w:proofErr w:type="spellEnd"/>
-      <w:r>
-        <w:rPr>
-          <w:rFonts w:ascii="Courier New" w:hAnsi="Courier New" w:cs="Courier New"/>
-          <w:sz w:val="24"/>
-          <w:szCs w:val="24"/>
-        </w:rPr>
-        <w:t xml:space="preserve"> = </w:t>
-      </w:r>
-      <w:proofErr w:type="spellStart"/>
-      <w:r>
-        <w:rPr>
-          <w:rFonts w:ascii="Courier New" w:hAnsi="Courier New" w:cs="Courier New"/>
-          <w:sz w:val="24"/>
-          <w:szCs w:val="24"/>
-        </w:rPr>
-        <w:t>Column</w:t>
-      </w:r>
-      <w:proofErr w:type="spellEnd"/>
-      <w:r>
-        <w:rPr>
-          <w:rFonts w:ascii="Courier New" w:hAnsi="Courier New" w:cs="Courier New"/>
-          <w:sz w:val="24"/>
-          <w:szCs w:val="24"/>
-        </w:rPr>
-        <w:t>(</w:t>
-      </w:r>
-      <w:proofErr w:type="spellStart"/>
-      <w:r>
-        <w:rPr>
-          <w:rFonts w:ascii="Courier New" w:hAnsi="Courier New" w:cs="Courier New"/>
-          <w:sz w:val="24"/>
-          <w:szCs w:val="24"/>
-        </w:rPr>
-        <w:t>String</w:t>
-      </w:r>
-      <w:proofErr w:type="spellEnd"/>
-      <w:r>
-        <w:rPr>
-          <w:rFonts w:ascii="Courier New" w:hAnsi="Courier New" w:cs="Courier New"/>
-          <w:sz w:val="24"/>
-          <w:szCs w:val="24"/>
-        </w:rPr>
-        <w:t xml:space="preserve">, </w:t>
-      </w:r>
-      <w:proofErr w:type="spellStart"/>
-      <w:r>
-        <w:rPr>
-          <w:rFonts w:ascii="Courier New" w:hAnsi="Courier New" w:cs="Courier New"/>
-          <w:sz w:val="24"/>
-          <w:szCs w:val="24"/>
-        </w:rPr>
-        <w:t>unique</w:t>
-      </w:r>
-      <w:proofErr w:type="spellEnd"/>
-      <w:r>
-        <w:rPr>
-          <w:rFonts w:ascii="Courier New" w:hAnsi="Courier New" w:cs="Courier New"/>
-          <w:sz w:val="24"/>
-          <w:szCs w:val="24"/>
-        </w:rPr>
-        <w:t>=</w:t>
-      </w:r>
-      <w:proofErr w:type="spellStart"/>
-      <w:r>
-        <w:rPr>
-          <w:rFonts w:ascii="Courier New" w:hAnsi="Courier New" w:cs="Courier New"/>
-          <w:sz w:val="24"/>
-          <w:szCs w:val="24"/>
-        </w:rPr>
-        <w:t>True</w:t>
-      </w:r>
-      <w:proofErr w:type="spellEnd"/>
-      <w:r>
-        <w:rPr>
-          <w:rFonts w:ascii="Courier New" w:hAnsi="Courier New" w:cs="Courier New"/>
-          <w:sz w:val="24"/>
-          <w:szCs w:val="24"/>
-        </w:rPr>
-        <w:t xml:space="preserve">, </w:t>
-      </w:r>
-      <w:proofErr w:type="spellStart"/>
-      <w:r>
-        <w:rPr>
-          <w:rFonts w:ascii="Courier New" w:hAnsi="Courier New" w:cs="Courier New"/>
-          <w:sz w:val="24"/>
-          <w:szCs w:val="24"/>
-        </w:rPr>
-        <w:t>index</w:t>
-      </w:r>
-      <w:proofErr w:type="spellEnd"/>
-      <w:r>
-        <w:rPr>
-          <w:rFonts w:ascii="Courier New" w:hAnsi="Courier New" w:cs="Courier New"/>
-          <w:sz w:val="24"/>
-          <w:szCs w:val="24"/>
-        </w:rPr>
-        <w:t>=</w:t>
-      </w:r>
-      <w:proofErr w:type="spellStart"/>
-      <w:r>
-        <w:rPr>
-          <w:rFonts w:ascii="Courier New" w:hAnsi="Courier New" w:cs="Courier New"/>
-          <w:sz w:val="24"/>
-          <w:szCs w:val="24"/>
-        </w:rPr>
-        <w:t>True</w:t>
-      </w:r>
-      <w:proofErr w:type="spellEnd"/>
-      <w:r>
-        <w:rPr>
-          <w:rFonts w:ascii="Courier New" w:hAnsi="Courier New" w:cs="Courier New"/>
-          <w:sz w:val="24"/>
-          <w:szCs w:val="24"/>
-        </w:rPr>
-        <w:t>)</w:t>
-      </w:r>
-    </w:p>
-    <w:p>
-      <w:pPr>
-        <w:pStyle w:val="11"/>
-        <w:jc w:val="left"/>
-        <w:rPr>
-          <w:rFonts w:ascii="Courier New" w:hAnsi="Courier New" w:cs="Courier New"/>
-          <w:sz w:val="24"/>
-          <w:szCs w:val="24"/>
-        </w:rPr>
-      </w:pPr>
-      <w:r>
-        <w:rPr>
-          <w:rFonts w:ascii="Courier New" w:hAnsi="Courier New" w:cs="Courier New"/>
-          <w:sz w:val="24"/>
-          <w:szCs w:val="24"/>
-        </w:rPr>
-        <w:t xml:space="preserve">10      </w:t>
-      </w:r>
-      <w:proofErr w:type="spellStart"/>
-      <w:r>
-        <w:rPr>
-          <w:rFonts w:ascii="Courier New" w:hAnsi="Courier New" w:cs="Courier New"/>
-          <w:sz w:val="24"/>
-          <w:szCs w:val="24"/>
-        </w:rPr>
-        <w:t>slogan</w:t>
-      </w:r>
-      <w:proofErr w:type="spellEnd"/>
-      <w:r>
-        <w:rPr>
-          <w:rFonts w:ascii="Courier New" w:hAnsi="Courier New" w:cs="Courier New"/>
-          <w:sz w:val="24"/>
-          <w:szCs w:val="24"/>
-        </w:rPr>
-        <w:t xml:space="preserve"> = </w:t>
-      </w:r>
-      <w:proofErr w:type="spellStart"/>
-      <w:r>
-        <w:rPr>
-          <w:rFonts w:ascii="Courier New" w:hAnsi="Courier New" w:cs="Courier New"/>
-          <w:sz w:val="24"/>
-          <w:szCs w:val="24"/>
-        </w:rPr>
-        <w:t>Column</w:t>
-      </w:r>
-      <w:proofErr w:type="spellEnd"/>
-      <w:r>
-        <w:rPr>
-          <w:rFonts w:ascii="Courier New" w:hAnsi="Courier New" w:cs="Courier New"/>
-          <w:sz w:val="24"/>
-          <w:szCs w:val="24"/>
-        </w:rPr>
-        <w:t>(</w:t>
-      </w:r>
-      <w:proofErr w:type="spellStart"/>
-      <w:r>
-        <w:rPr>
-          <w:rFonts w:ascii="Courier New" w:hAnsi="Courier New" w:cs="Courier New"/>
-          <w:sz w:val="24"/>
-          <w:szCs w:val="24"/>
-        </w:rPr>
-        <w:t>Text</w:t>
-      </w:r>
-      <w:proofErr w:type="spellEnd"/>
-      <w:r>
-        <w:rPr>
-          <w:rFonts w:ascii="Courier New" w:hAnsi="Courier New" w:cs="Courier New"/>
-          <w:sz w:val="24"/>
-          <w:szCs w:val="24"/>
-        </w:rPr>
-        <w:t xml:space="preserve">, </w:t>
-      </w:r>
-      <w:proofErr w:type="spellStart"/>
-      <w:r>
-        <w:rPr>
-          <w:rFonts w:ascii="Courier New" w:hAnsi="Courier New" w:cs="Courier New"/>
-          <w:sz w:val="24"/>
-          <w:szCs w:val="24"/>
-        </w:rPr>
-        <w:t>nullable</w:t>
-      </w:r>
-      <w:proofErr w:type="spellEnd"/>
-      <w:r>
-        <w:rPr>
-          <w:rFonts w:ascii="Courier New" w:hAnsi="Courier New" w:cs="Courier New"/>
-          <w:sz w:val="24"/>
-          <w:szCs w:val="24"/>
-        </w:rPr>
-        <w:t>=</w:t>
-      </w:r>
-      <w:proofErr w:type="spellStart"/>
-      <w:r>
-        <w:rPr>
-          <w:rFonts w:ascii="Courier New" w:hAnsi="Courier New" w:cs="Courier New"/>
-          <w:sz w:val="24"/>
-          <w:szCs w:val="24"/>
-        </w:rPr>
-        <w:t>False</w:t>
-      </w:r>
-      <w:proofErr w:type="spellEnd"/>
-      <w:r>
-        <w:rPr>
-          <w:rFonts w:ascii="Courier New" w:hAnsi="Courier New" w:cs="Courier New"/>
-          <w:sz w:val="24"/>
-          <w:szCs w:val="24"/>
-        </w:rPr>
-        <w:t>)</w:t>
-      </w:r>
-    </w:p>
-    <w:p>
-      <w:pPr>
-        <w:pStyle w:val="11"/>
-        <w:ind w:firstLine="0"/>
-        <w:jc w:val="left"/>
-        <w:rPr>
-          <w:rFonts w:ascii="Courier New" w:hAnsi="Courier New" w:cs="Courier New"/>
-          <w:sz w:val="24"/>
-          <w:szCs w:val="24"/>
-        </w:rPr>
-      </w:pPr>
-      <w:r>
-        <w:rPr>
-          <w:rFonts w:ascii="Courier New" w:hAnsi="Courier New" w:cs="Courier New"/>
-          <w:sz w:val="24"/>
-          <w:szCs w:val="24"/>
-        </w:rPr>
-        <w:t xml:space="preserve">11      </w:t>
-      </w:r>
-      <w:proofErr w:type="spellStart"/>
-      <w:r>
-        <w:rPr>
-          <w:rFonts w:ascii="Courier New" w:hAnsi="Courier New" w:cs="Courier New"/>
-          <w:sz w:val="24"/>
-          <w:szCs w:val="24"/>
-        </w:rPr>
-        <w:t>promo_code</w:t>
-      </w:r>
-      <w:proofErr w:type="spellEnd"/>
-      <w:r>
-        <w:rPr>
-          <w:rFonts w:ascii="Courier New" w:hAnsi="Courier New" w:cs="Courier New"/>
-          <w:sz w:val="24"/>
-          <w:szCs w:val="24"/>
-        </w:rPr>
-        <w:t xml:space="preserve"> = </w:t>
-      </w:r>
-      <w:proofErr w:type="spellStart"/>
-      <w:r>
-        <w:rPr>
-          <w:rFonts w:ascii="Courier New" w:hAnsi="Courier New" w:cs="Courier New"/>
-          <w:sz w:val="24"/>
-          <w:szCs w:val="24"/>
-        </w:rPr>
-        <w:t>Column</w:t>
-      </w:r>
-      <w:proofErr w:type="spellEnd"/>
-      <w:r>
-        <w:rPr>
-          <w:rFonts w:ascii="Courier New" w:hAnsi="Courier New" w:cs="Courier New"/>
-          <w:sz w:val="24"/>
-          <w:szCs w:val="24"/>
-        </w:rPr>
-        <w:t>(</w:t>
-      </w:r>
-      <w:proofErr w:type="spellStart"/>
-      <w:r>
-        <w:rPr>
-          <w:rFonts w:ascii="Courier New" w:hAnsi="Courier New" w:cs="Courier New"/>
-          <w:sz w:val="24"/>
-          <w:szCs w:val="24"/>
-        </w:rPr>
-        <w:t>String</w:t>
-      </w:r>
-      <w:proofErr w:type="spellEnd"/>
-      <w:r>
-        <w:rPr>
-          <w:rFonts w:ascii="Courier New" w:hAnsi="Courier New" w:cs="Courier New"/>
-          <w:sz w:val="24"/>
-          <w:szCs w:val="24"/>
-        </w:rPr>
-        <w:t xml:space="preserve">, </w:t>
-      </w:r>
-      <w:proofErr w:type="spellStart"/>
-      <w:r>
-        <w:rPr>
-          <w:rFonts w:ascii="Courier New" w:hAnsi="Courier New" w:cs="Courier New"/>
-          <w:sz w:val="24"/>
-          <w:szCs w:val="24"/>
-        </w:rPr>
-        <w:t>nullable</w:t>
-      </w:r>
-      <w:proofErr w:type="spellEnd"/>
-      <w:r>
-        <w:rPr>
-          <w:rFonts w:ascii="Courier New" w:hAnsi="Courier New" w:cs="Courier New"/>
-          <w:sz w:val="24"/>
-          <w:szCs w:val="24"/>
-        </w:rPr>
-        <w:t>=</w:t>
-      </w:r>
-      <w:proofErr w:type="spellStart"/>
-      <w:r>
-        <w:rPr>
-          <w:rFonts w:ascii="Courier New" w:hAnsi="Courier New" w:cs="Courier New"/>
-          <w:sz w:val="24"/>
-          <w:szCs w:val="24"/>
-        </w:rPr>
-        <w:t>False</w:t>
-      </w:r>
-      <w:proofErr w:type="spellEnd"/>
-      <w:r>
-        <w:rPr>
-          <w:rFonts w:ascii="Courier New" w:hAnsi="Courier New" w:cs="Courier New"/>
-          <w:sz w:val="24"/>
-          <w:szCs w:val="24"/>
-        </w:rPr>
-        <w:t>)</w:t>
-      </w:r>
-    </w:p>
-    <w:p>
-      <w:pPr>
-        <w:pStyle w:val="11"/>
-        <w:ind w:firstLine="0"/>
-        <w:jc w:val="left"/>
-        <w:rPr>
-          <w:rFonts w:ascii="Courier New" w:hAnsi="Courier New" w:cs="Courier New"/>
-          <w:sz w:val="24"/>
-          <w:szCs w:val="24"/>
-        </w:rPr>
-      </w:pPr>
-    </w:p>
-    <w:p>
-      <w:pPr>
-        <w:pStyle w:val="11"/>
-        <w:ind w:firstLine="0"/>
-        <w:jc w:val="left"/>
-        <w:rPr>
-          <w:rFonts w:ascii="Courier New" w:hAnsi="Courier New" w:cs="Courier New"/>
-          <w:b/>
-          <w:bCs/>
-          <w:sz w:val="24"/>
-          <w:szCs w:val="24"/>
-        </w:rPr>
-      </w:pPr>
-      <w:r>
-        <w:rPr>
-          <w:rFonts w:ascii="Courier New" w:hAnsi="Courier New" w:cs="Courier New"/>
-          <w:b/>
-          <w:bCs/>
-          <w:sz w:val="24"/>
-          <w:szCs w:val="24"/>
-        </w:rPr>
-        <w:t xml:space="preserve">В.2 Програмна реалізація </w:t>
-      </w:r>
-      <w:proofErr w:type="spellStart"/>
-      <w:r>
-        <w:rPr>
-          <w:rFonts w:ascii="Courier New" w:hAnsi="Courier New" w:cs="Courier New"/>
-          <w:b/>
-          <w:bCs/>
-          <w:sz w:val="24"/>
-          <w:szCs w:val="24"/>
-        </w:rPr>
-        <w:t>ендпоінтів</w:t>
-      </w:r>
-      <w:proofErr w:type="spellEnd"/>
-      <w:r>
-        <w:rPr>
-          <w:rFonts w:ascii="Courier New" w:hAnsi="Courier New" w:cs="Courier New"/>
-          <w:b/>
-          <w:bCs/>
-          <w:sz w:val="24"/>
-          <w:szCs w:val="24"/>
-        </w:rPr>
-        <w:t xml:space="preserve"> REST API (</w:t>
-      </w:r>
-      <w:proofErr w:type="spellStart"/>
-      <w:r>
-        <w:rPr>
-          <w:rFonts w:ascii="Courier New" w:hAnsi="Courier New" w:cs="Courier New"/>
-          <w:b/>
-          <w:bCs/>
-          <w:sz w:val="24"/>
-          <w:szCs w:val="24"/>
-        </w:rPr>
-        <w:t>FastAPI</w:t>
-      </w:r>
-      <w:proofErr w:type="spellEnd"/>
-      <w:r>
-        <w:rPr>
-          <w:rFonts w:ascii="Courier New" w:hAnsi="Courier New" w:cs="Courier New"/>
-          <w:b/>
-          <w:bCs/>
-          <w:sz w:val="24"/>
-          <w:szCs w:val="24"/>
-        </w:rPr>
-        <w:t>)</w:t>
-      </w:r>
-    </w:p>
-    <w:p>
-      <w:pPr>
-        <w:pStyle w:val="11"/>
-        <w:jc w:val="left"/>
-        <w:rPr>
-          <w:rFonts w:ascii="Courier New" w:hAnsi="Courier New" w:cs="Courier New"/>
-          <w:sz w:val="24"/>
-          <w:szCs w:val="24"/>
-        </w:rPr>
-      </w:pPr>
-      <w:r>
-        <w:rPr>
-          <w:rFonts w:ascii="Courier New" w:hAnsi="Courier New" w:cs="Courier New"/>
-          <w:sz w:val="24"/>
-          <w:szCs w:val="24"/>
-        </w:rPr>
-        <w:t xml:space="preserve">1 </w:t>
-      </w:r>
-      <w:proofErr w:type="spellStart"/>
-      <w:r>
-        <w:rPr>
-          <w:rFonts w:ascii="Courier New" w:hAnsi="Courier New" w:cs="Courier New"/>
-          <w:sz w:val="24"/>
-          <w:szCs w:val="24"/>
-        </w:rPr>
-        <w:t>from</w:t>
-      </w:r>
-      <w:proofErr w:type="spellEnd"/>
-      <w:r>
-        <w:rPr>
-          <w:rFonts w:ascii="Courier New" w:hAnsi="Courier New" w:cs="Courier New"/>
-          <w:sz w:val="24"/>
-          <w:szCs w:val="24"/>
-        </w:rPr>
-        <w:t xml:space="preserve"> </w:t>
-      </w:r>
-      <w:proofErr w:type="spellStart"/>
-      <w:r>
-        <w:rPr>
-          <w:rFonts w:ascii="Courier New" w:hAnsi="Courier New" w:cs="Courier New"/>
-          <w:sz w:val="24"/>
-          <w:szCs w:val="24"/>
-        </w:rPr>
-        <w:t>fastapi</w:t>
-      </w:r>
-      <w:proofErr w:type="spellEnd"/>
-      <w:r>
-        <w:rPr>
-          <w:rFonts w:ascii="Courier New" w:hAnsi="Courier New" w:cs="Courier New"/>
-          <w:sz w:val="24"/>
-          <w:szCs w:val="24"/>
-        </w:rPr>
-        <w:t xml:space="preserve"> </w:t>
-      </w:r>
-      <w:proofErr w:type="spellStart"/>
-      <w:r>
-        <w:rPr>
-          <w:rFonts w:ascii="Courier New" w:hAnsi="Courier New" w:cs="Courier New"/>
-          <w:sz w:val="24"/>
-          <w:szCs w:val="24"/>
-        </w:rPr>
-        <w:t>import</w:t>
-      </w:r>
-      <w:proofErr w:type="spellEnd"/>
-      <w:r>
-        <w:rPr>
-          <w:rFonts w:ascii="Courier New" w:hAnsi="Courier New" w:cs="Courier New"/>
-          <w:sz w:val="24"/>
-          <w:szCs w:val="24"/>
-        </w:rPr>
-        <w:t xml:space="preserve"> </w:t>
-      </w:r>
-      <w:proofErr w:type="spellStart"/>
-      <w:r>
-        <w:rPr>
-          <w:rFonts w:ascii="Courier New" w:hAnsi="Courier New" w:cs="Courier New"/>
-          <w:sz w:val="24"/>
-          <w:szCs w:val="24"/>
-        </w:rPr>
-        <w:t>APIRouter</w:t>
-      </w:r>
-      <w:proofErr w:type="spellEnd"/>
-      <w:r>
-        <w:rPr>
-          <w:rFonts w:ascii="Courier New" w:hAnsi="Courier New" w:cs="Courier New"/>
-          <w:sz w:val="24"/>
-          <w:szCs w:val="24"/>
-        </w:rPr>
-        <w:t xml:space="preserve">, </w:t>
-      </w:r>
-      <w:proofErr w:type="spellStart"/>
-      <w:r>
-        <w:rPr>
-          <w:rFonts w:ascii="Courier New" w:hAnsi="Courier New" w:cs="Courier New"/>
-          <w:sz w:val="24"/>
-          <w:szCs w:val="24"/>
-        </w:rPr>
-        <w:t>Depends</w:t>
-      </w:r>
-      <w:proofErr w:type="spellEnd"/>
-      <w:r>
-        <w:rPr>
-          <w:rFonts w:ascii="Courier New" w:hAnsi="Courier New" w:cs="Courier New"/>
-          <w:sz w:val="24"/>
-          <w:szCs w:val="24"/>
-        </w:rPr>
-        <w:t xml:space="preserve">, </w:t>
-      </w:r>
-      <w:proofErr w:type="spellStart"/>
-      <w:r>
-        <w:rPr>
-          <w:rFonts w:ascii="Courier New" w:hAnsi="Courier New" w:cs="Courier New"/>
-          <w:sz w:val="24"/>
-          <w:szCs w:val="24"/>
-        </w:rPr>
-        <w:t>HTTPException</w:t>
-      </w:r>
-      <w:proofErr w:type="spellEnd"/>
-      <w:r>
-        <w:rPr>
-          <w:rFonts w:ascii="Courier New" w:hAnsi="Courier New" w:cs="Courier New"/>
-          <w:sz w:val="24"/>
-          <w:szCs w:val="24"/>
-        </w:rPr>
-        <w:t xml:space="preserve">, </w:t>
-      </w:r>
-      <w:proofErr w:type="spellStart"/>
-      <w:r>
-        <w:rPr>
-          <w:rFonts w:ascii="Courier New" w:hAnsi="Courier New" w:cs="Courier New"/>
-          <w:sz w:val="24"/>
-          <w:szCs w:val="24"/>
-        </w:rPr>
-        <w:t>status</w:t>
-      </w:r>
-      <w:proofErr w:type="spellEnd"/>
-    </w:p>
-    <w:p>
-      <w:pPr>
-        <w:pStyle w:val="11"/>
-        <w:jc w:val="left"/>
-        <w:rPr>
-          <w:rFonts w:ascii="Courier New" w:hAnsi="Courier New" w:cs="Courier New"/>
-          <w:sz w:val="24"/>
-          <w:szCs w:val="24"/>
-        </w:rPr>
-      </w:pPr>
-      <w:r>
-        <w:rPr>
-          <w:rFonts w:ascii="Courier New" w:hAnsi="Courier New" w:cs="Courier New"/>
-          <w:sz w:val="24"/>
-          <w:szCs w:val="24"/>
-        </w:rPr>
-        <w:t xml:space="preserve"> 2  </w:t>
-      </w:r>
-      <w:proofErr w:type="spellStart"/>
-      <w:r>
-        <w:rPr>
-          <w:rFonts w:ascii="Courier New" w:hAnsi="Courier New" w:cs="Courier New"/>
-          <w:sz w:val="24"/>
-          <w:szCs w:val="24"/>
-        </w:rPr>
-        <w:t>from</w:t>
-      </w:r>
-      <w:proofErr w:type="spellEnd"/>
-      <w:r>
-        <w:rPr>
-          <w:rFonts w:ascii="Courier New" w:hAnsi="Courier New" w:cs="Courier New"/>
-          <w:sz w:val="24"/>
-          <w:szCs w:val="24"/>
-        </w:rPr>
-        <w:t xml:space="preserve"> </w:t>
-      </w:r>
-      <w:proofErr w:type="spellStart"/>
-      <w:r>
-        <w:rPr>
-          <w:rFonts w:ascii="Courier New" w:hAnsi="Courier New" w:cs="Courier New"/>
-          <w:sz w:val="24"/>
-          <w:szCs w:val="24"/>
-        </w:rPr>
-        <w:t>sqlalchemy.orm</w:t>
-      </w:r>
-      <w:proofErr w:type="spellEnd"/>
-      <w:r>
-        <w:rPr>
-          <w:rFonts w:ascii="Courier New" w:hAnsi="Courier New" w:cs="Courier New"/>
-          <w:sz w:val="24"/>
-          <w:szCs w:val="24"/>
-        </w:rPr>
-        <w:t xml:space="preserve"> </w:t>
-      </w:r>
-      <w:proofErr w:type="spellStart"/>
-      <w:r>
-        <w:rPr>
-          <w:rFonts w:ascii="Courier New" w:hAnsi="Courier New" w:cs="Courier New"/>
-          <w:sz w:val="24"/>
-          <w:szCs w:val="24"/>
-        </w:rPr>
-        <w:t>import</w:t>
-      </w:r>
-      <w:proofErr w:type="spellEnd"/>
-      <w:r>
-        <w:rPr>
-          <w:rFonts w:ascii="Courier New" w:hAnsi="Courier New" w:cs="Courier New"/>
-          <w:sz w:val="24"/>
-          <w:szCs w:val="24"/>
-        </w:rPr>
-        <w:t xml:space="preserve"> </w:t>
-      </w:r>
-      <w:proofErr w:type="spellStart"/>
-      <w:r>
-        <w:rPr>
-          <w:rFonts w:ascii="Courier New" w:hAnsi="Courier New" w:cs="Courier New"/>
-          <w:sz w:val="24"/>
-          <w:szCs w:val="24"/>
-        </w:rPr>
-        <w:t>Session</w:t>
-      </w:r>
-      <w:proofErr w:type="spellEnd"/>
-    </w:p>
-    <w:p>
-      <w:pPr>
-        <w:pStyle w:val="11"/>
-        <w:jc w:val="left"/>
-        <w:rPr>
-          <w:rFonts w:ascii="Courier New" w:hAnsi="Courier New" w:cs="Courier New"/>
-          <w:sz w:val="24"/>
-          <w:szCs w:val="24"/>
-        </w:rPr>
-      </w:pPr>
-      <w:r>
-        <w:rPr>
-          <w:rFonts w:ascii="Courier New" w:hAnsi="Courier New" w:cs="Courier New"/>
-          <w:sz w:val="24"/>
-          <w:szCs w:val="24"/>
-        </w:rPr>
-        <w:t xml:space="preserve"> 3  </w:t>
-      </w:r>
-      <w:proofErr w:type="spellStart"/>
-      <w:r>
-        <w:rPr>
-          <w:rFonts w:ascii="Courier New" w:hAnsi="Courier New" w:cs="Courier New"/>
-          <w:sz w:val="24"/>
-          <w:szCs w:val="24"/>
-        </w:rPr>
-        <w:t>from</w:t>
-      </w:r>
-      <w:proofErr w:type="spellEnd"/>
-      <w:r>
-        <w:rPr>
-          <w:rFonts w:ascii="Courier New" w:hAnsi="Courier New" w:cs="Courier New"/>
-          <w:sz w:val="24"/>
-          <w:szCs w:val="24"/>
-        </w:rPr>
-        <w:t xml:space="preserve"> </w:t>
-      </w:r>
-      <w:proofErr w:type="spellStart"/>
-      <w:r>
-        <w:rPr>
-          <w:rFonts w:ascii="Courier New" w:hAnsi="Courier New" w:cs="Courier New"/>
-          <w:sz w:val="24"/>
-          <w:szCs w:val="24"/>
-        </w:rPr>
-        <w:t>services.db_service</w:t>
-      </w:r>
-      <w:proofErr w:type="spellEnd"/>
-      <w:r>
-        <w:rPr>
-          <w:rFonts w:ascii="Courier New" w:hAnsi="Courier New" w:cs="Courier New"/>
-          <w:sz w:val="24"/>
-          <w:szCs w:val="24"/>
-        </w:rPr>
-        <w:t xml:space="preserve"> </w:t>
-      </w:r>
-      <w:proofErr w:type="spellStart"/>
-      <w:r>
-        <w:rPr>
-          <w:rFonts w:ascii="Courier New" w:hAnsi="Courier New" w:cs="Courier New"/>
-          <w:sz w:val="24"/>
-          <w:szCs w:val="24"/>
-        </w:rPr>
-        <w:t>import</w:t>
-      </w:r>
-      <w:proofErr w:type="spellEnd"/>
-      <w:r>
-        <w:rPr>
-          <w:rFonts w:ascii="Courier New" w:hAnsi="Courier New" w:cs="Courier New"/>
-          <w:sz w:val="24"/>
-          <w:szCs w:val="24"/>
-        </w:rPr>
-        <w:t xml:space="preserve"> </w:t>
-      </w:r>
-      <w:proofErr w:type="spellStart"/>
-      <w:r>
-        <w:rPr>
-          <w:rFonts w:ascii="Courier New" w:hAnsi="Courier New" w:cs="Courier New"/>
-          <w:sz w:val="24"/>
-          <w:szCs w:val="24"/>
-        </w:rPr>
-        <w:t>SessionLocal</w:t>
-      </w:r>
-      <w:proofErr w:type="spellEnd"/>
-    </w:p>
-    <w:p>
-      <w:pPr>
-        <w:pStyle w:val="11"/>
-        <w:jc w:val="left"/>
-        <w:rPr>
-          <w:rFonts w:ascii="Courier New" w:hAnsi="Courier New" w:cs="Courier New"/>
-          <w:sz w:val="24"/>
-          <w:szCs w:val="24"/>
-        </w:rPr>
-      </w:pPr>
-      <w:r>
-        <w:rPr>
-          <w:rFonts w:ascii="Courier New" w:hAnsi="Courier New" w:cs="Courier New"/>
-          <w:sz w:val="24"/>
-          <w:szCs w:val="24"/>
-        </w:rPr>
-        <w:t xml:space="preserve"> 4  </w:t>
-      </w:r>
-      <w:proofErr w:type="spellStart"/>
-      <w:r>
-        <w:rPr>
-          <w:rFonts w:ascii="Courier New" w:hAnsi="Courier New" w:cs="Courier New"/>
-          <w:sz w:val="24"/>
-          <w:szCs w:val="24"/>
-        </w:rPr>
-        <w:t>from</w:t>
-      </w:r>
-      <w:proofErr w:type="spellEnd"/>
-      <w:r>
-        <w:rPr>
-          <w:rFonts w:ascii="Courier New" w:hAnsi="Courier New" w:cs="Courier New"/>
-          <w:sz w:val="24"/>
-          <w:szCs w:val="24"/>
-        </w:rPr>
-        <w:t xml:space="preserve"> </w:t>
-      </w:r>
-      <w:proofErr w:type="spellStart"/>
-      <w:r>
-        <w:rPr>
-          <w:rFonts w:ascii="Courier New" w:hAnsi="Courier New" w:cs="Courier New"/>
-          <w:sz w:val="24"/>
-          <w:szCs w:val="24"/>
-        </w:rPr>
-        <w:t>models.models</w:t>
-      </w:r>
-      <w:proofErr w:type="spellEnd"/>
-      <w:r>
-        <w:rPr>
-          <w:rFonts w:ascii="Courier New" w:hAnsi="Courier New" w:cs="Courier New"/>
-          <w:sz w:val="24"/>
-          <w:szCs w:val="24"/>
-        </w:rPr>
-        <w:t xml:space="preserve"> </w:t>
-      </w:r>
-      <w:proofErr w:type="spellStart"/>
-      <w:r>
-        <w:rPr>
-          <w:rFonts w:ascii="Courier New" w:hAnsi="Courier New" w:cs="Courier New"/>
-          <w:sz w:val="24"/>
-          <w:szCs w:val="24"/>
-        </w:rPr>
-        <w:t>import</w:t>
-      </w:r>
-      <w:proofErr w:type="spellEnd"/>
-      <w:r>
-        <w:rPr>
-          <w:rFonts w:ascii="Courier New" w:hAnsi="Courier New" w:cs="Courier New"/>
-          <w:sz w:val="24"/>
-          <w:szCs w:val="24"/>
-        </w:rPr>
-        <w:t xml:space="preserve"> </w:t>
-      </w:r>
-      <w:proofErr w:type="spellStart"/>
-      <w:r>
-        <w:rPr>
-          <w:rFonts w:ascii="Courier New" w:hAnsi="Courier New" w:cs="Courier New"/>
-          <w:sz w:val="24"/>
-          <w:szCs w:val="24"/>
-        </w:rPr>
-        <w:t>AdvertisementDB</w:t>
-      </w:r>
-      <w:proofErr w:type="spellEnd"/>
-    </w:p>
-    <w:p>
-      <w:pPr>
-        <w:pStyle w:val="11"/>
-        <w:jc w:val="left"/>
-        <w:rPr>
-          <w:rFonts w:ascii="Courier New" w:hAnsi="Courier New" w:cs="Courier New"/>
-          <w:sz w:val="24"/>
-          <w:szCs w:val="24"/>
-        </w:rPr>
-      </w:pPr>
-      <w:r>
-        <w:rPr>
-          <w:rFonts w:ascii="Courier New" w:hAnsi="Courier New" w:cs="Courier New"/>
-          <w:sz w:val="24"/>
-          <w:szCs w:val="24"/>
-        </w:rPr>
-        <w:t xml:space="preserve"> 5  </w:t>
-      </w:r>
-    </w:p>
-    <w:p>
-      <w:pPr>
-        <w:pStyle w:val="11"/>
-        <w:jc w:val="left"/>
-        <w:rPr>
-          <w:rFonts w:ascii="Courier New" w:hAnsi="Courier New" w:cs="Courier New"/>
-          <w:sz w:val="24"/>
-          <w:szCs w:val="24"/>
-        </w:rPr>
-      </w:pPr>
-      <w:r>
-        <w:rPr>
-          <w:rFonts w:ascii="Courier New" w:hAnsi="Courier New" w:cs="Courier New"/>
-          <w:sz w:val="24"/>
-          <w:szCs w:val="24"/>
-        </w:rPr>
-        <w:t xml:space="preserve"> 6  </w:t>
-      </w:r>
-      <w:proofErr w:type="spellStart"/>
-      <w:r>
-        <w:rPr>
-          <w:rFonts w:ascii="Courier New" w:hAnsi="Courier New" w:cs="Courier New"/>
-          <w:sz w:val="24"/>
-          <w:szCs w:val="24"/>
-        </w:rPr>
-        <w:t>router</w:t>
-      </w:r>
-      <w:proofErr w:type="spellEnd"/>
-      <w:r>
-        <w:rPr>
-          <w:rFonts w:ascii="Courier New" w:hAnsi="Courier New" w:cs="Courier New"/>
-          <w:sz w:val="24"/>
-          <w:szCs w:val="24"/>
-        </w:rPr>
-        <w:t xml:space="preserve"> = </w:t>
-      </w:r>
-      <w:proofErr w:type="spellStart"/>
-      <w:r>
-        <w:rPr>
-          <w:rFonts w:ascii="Courier New" w:hAnsi="Courier New" w:cs="Courier New"/>
-          <w:sz w:val="24"/>
-          <w:szCs w:val="24"/>
-        </w:rPr>
-        <w:t>APIRouter</w:t>
-      </w:r>
-      <w:proofErr w:type="spellEnd"/>
-      <w:r>
-        <w:rPr>
-          <w:rFonts w:ascii="Courier New" w:hAnsi="Courier New" w:cs="Courier New"/>
-          <w:sz w:val="24"/>
-          <w:szCs w:val="24"/>
-        </w:rPr>
-        <w:t>(</w:t>
-      </w:r>
-      <w:proofErr w:type="spellStart"/>
-      <w:r>
-        <w:rPr>
-          <w:rFonts w:ascii="Courier New" w:hAnsi="Courier New" w:cs="Courier New"/>
-          <w:sz w:val="24"/>
-          <w:szCs w:val="24"/>
-        </w:rPr>
-        <w:t>prefix</w:t>
-      </w:r>
-      <w:proofErr w:type="spellEnd"/>
-      <w:r>
-        <w:rPr>
-          <w:rFonts w:ascii="Courier New" w:hAnsi="Courier New" w:cs="Courier New"/>
-          <w:sz w:val="24"/>
-          <w:szCs w:val="24"/>
-        </w:rPr>
-        <w:t>="/</w:t>
-      </w:r>
-      <w:proofErr w:type="spellStart"/>
-      <w:r>
-        <w:rPr>
-          <w:rFonts w:ascii="Courier New" w:hAnsi="Courier New" w:cs="Courier New"/>
-          <w:sz w:val="24"/>
-          <w:szCs w:val="24"/>
-        </w:rPr>
-        <w:t>api</w:t>
-      </w:r>
-      <w:proofErr w:type="spellEnd"/>
-      <w:r>
-        <w:rPr>
-          <w:rFonts w:ascii="Courier New" w:hAnsi="Courier New" w:cs="Courier New"/>
-          <w:sz w:val="24"/>
-          <w:szCs w:val="24"/>
-        </w:rPr>
-        <w:t xml:space="preserve">/v1", </w:t>
-      </w:r>
-      <w:proofErr w:type="spellStart"/>
-      <w:r>
-        <w:rPr>
-          <w:rFonts w:ascii="Courier New" w:hAnsi="Courier New" w:cs="Courier New"/>
-          <w:sz w:val="24"/>
-          <w:szCs w:val="24"/>
-        </w:rPr>
-        <w:t>tags</w:t>
-      </w:r>
-      <w:proofErr w:type="spellEnd"/>
-      <w:r>
-        <w:rPr>
-          <w:rFonts w:ascii="Courier New" w:hAnsi="Courier New" w:cs="Courier New"/>
-          <w:sz w:val="24"/>
-          <w:szCs w:val="24"/>
-        </w:rPr>
-        <w:t>=["</w:t>
-      </w:r>
-      <w:proofErr w:type="spellStart"/>
-      <w:r>
-        <w:rPr>
-          <w:rFonts w:ascii="Courier New" w:hAnsi="Courier New" w:cs="Courier New"/>
-          <w:sz w:val="24"/>
-          <w:szCs w:val="24"/>
-        </w:rPr>
-        <w:t>EmoAd</w:t>
-      </w:r>
-      <w:proofErr w:type="spellEnd"/>
-      <w:r>
-        <w:rPr>
-          <w:rFonts w:ascii="Courier New" w:hAnsi="Courier New" w:cs="Courier New"/>
-          <w:sz w:val="24"/>
-          <w:szCs w:val="24"/>
-        </w:rPr>
-        <w:t xml:space="preserve"> </w:t>
-      </w:r>
-      <w:proofErr w:type="spellStart"/>
-      <w:r>
-        <w:rPr>
-          <w:rFonts w:ascii="Courier New" w:hAnsi="Courier New" w:cs="Courier New"/>
-          <w:sz w:val="24"/>
-          <w:szCs w:val="24"/>
-        </w:rPr>
-        <w:t>System</w:t>
-      </w:r>
-      <w:proofErr w:type="spellEnd"/>
-      <w:r>
-        <w:rPr>
-          <w:rFonts w:ascii="Courier New" w:hAnsi="Courier New" w:cs="Courier New"/>
-          <w:sz w:val="24"/>
-          <w:szCs w:val="24"/>
-        </w:rPr>
-        <w:t>"])</w:t>
-      </w:r>
-    </w:p>
-    <w:p>
-      <w:pPr>
-        <w:pStyle w:val="11"/>
-        <w:jc w:val="left"/>
-        <w:rPr>
-          <w:rFonts w:ascii="Courier New" w:hAnsi="Courier New" w:cs="Courier New"/>
-          <w:sz w:val="24"/>
-          <w:szCs w:val="24"/>
-        </w:rPr>
-      </w:pPr>
-      <w:r>
-        <w:rPr>
-          <w:rFonts w:ascii="Courier New" w:hAnsi="Courier New" w:cs="Courier New"/>
-          <w:sz w:val="24"/>
-          <w:szCs w:val="24"/>
-        </w:rPr>
-        <w:t xml:space="preserve"> 7  </w:t>
-      </w:r>
-    </w:p>
-    <w:p>
-      <w:pPr>
-        <w:pStyle w:val="11"/>
-        <w:jc w:val="left"/>
-        <w:rPr>
-          <w:rFonts w:ascii="Courier New" w:hAnsi="Courier New" w:cs="Courier New"/>
-          <w:sz w:val="24"/>
-          <w:szCs w:val="24"/>
-        </w:rPr>
-      </w:pPr>
-      <w:r>
-        <w:rPr>
-          <w:rFonts w:ascii="Courier New" w:hAnsi="Courier New" w:cs="Courier New"/>
-          <w:sz w:val="24"/>
-          <w:szCs w:val="24"/>
-        </w:rPr>
-        <w:t xml:space="preserve"> 8  </w:t>
-      </w:r>
-      <w:proofErr w:type="spellStart"/>
-      <w:r>
-        <w:rPr>
-          <w:rFonts w:ascii="Courier New" w:hAnsi="Courier New" w:cs="Courier New"/>
-          <w:sz w:val="24"/>
-          <w:szCs w:val="24"/>
-        </w:rPr>
-        <w:t>def</w:t>
-      </w:r>
-      <w:proofErr w:type="spellEnd"/>
-      <w:r>
-        <w:rPr>
-          <w:rFonts w:ascii="Courier New" w:hAnsi="Courier New" w:cs="Courier New"/>
-          <w:sz w:val="24"/>
-          <w:szCs w:val="24"/>
-        </w:rPr>
-        <w:t xml:space="preserve"> </w:t>
-      </w:r>
-      <w:proofErr w:type="spellStart"/>
-      <w:r>
-        <w:rPr>
-          <w:rFonts w:ascii="Courier New" w:hAnsi="Courier New" w:cs="Courier New"/>
-          <w:sz w:val="24"/>
-          <w:szCs w:val="24"/>
-        </w:rPr>
-        <w:t>get_db</w:t>
-      </w:r>
-      <w:proofErr w:type="spellEnd"/>
-      <w:r>
-        <w:rPr>
-          <w:rFonts w:ascii="Courier New" w:hAnsi="Courier New" w:cs="Courier New"/>
-          <w:sz w:val="24"/>
-          <w:szCs w:val="24"/>
-        </w:rPr>
-        <w:t>():</w:t>
-      </w:r>
-    </w:p>
-    <w:p>
-      <w:pPr>
-        <w:pStyle w:val="11"/>
-        <w:jc w:val="left"/>
-        <w:rPr>
-          <w:rFonts w:ascii="Courier New" w:hAnsi="Courier New" w:cs="Courier New"/>
-          <w:sz w:val="24"/>
-          <w:szCs w:val="24"/>
-        </w:rPr>
-      </w:pPr>
-      <w:r>
-        <w:rPr>
-          <w:rFonts w:ascii="Courier New" w:hAnsi="Courier New" w:cs="Courier New"/>
-          <w:sz w:val="24"/>
-          <w:szCs w:val="24"/>
-        </w:rPr>
-        <w:t xml:space="preserve"> 9      </w:t>
-      </w:r>
-      <w:proofErr w:type="spellStart"/>
-      <w:r>
-        <w:rPr>
-          <w:rFonts w:ascii="Courier New" w:hAnsi="Courier New" w:cs="Courier New"/>
-          <w:sz w:val="24"/>
-          <w:szCs w:val="24"/>
-        </w:rPr>
-        <w:t>db</w:t>
-      </w:r>
-      <w:proofErr w:type="spellEnd"/>
-      <w:r>
-        <w:rPr>
-          <w:rFonts w:ascii="Courier New" w:hAnsi="Courier New" w:cs="Courier New"/>
-          <w:sz w:val="24"/>
-          <w:szCs w:val="24"/>
-        </w:rPr>
-        <w:t xml:space="preserve"> = </w:t>
-      </w:r>
-      <w:proofErr w:type="spellStart"/>
-      <w:r>
-        <w:rPr>
-          <w:rFonts w:ascii="Courier New" w:hAnsi="Courier New" w:cs="Courier New"/>
-          <w:sz w:val="24"/>
-          <w:szCs w:val="24"/>
-        </w:rPr>
-        <w:t>SessionLocal</w:t>
-      </w:r>
-      <w:proofErr w:type="spellEnd"/>
-      <w:r>
-        <w:rPr>
-          <w:rFonts w:ascii="Courier New" w:hAnsi="Courier New" w:cs="Courier New"/>
-          <w:sz w:val="24"/>
-          <w:szCs w:val="24"/>
-        </w:rPr>
-        <w:t>()</w:t>
-      </w:r>
-    </w:p>
-    <w:p>
-      <w:pPr>
-        <w:pStyle w:val="11"/>
-        <w:jc w:val="left"/>
-        <w:rPr>
-          <w:rFonts w:ascii="Courier New" w:hAnsi="Courier New" w:cs="Courier New"/>
-          <w:sz w:val="24"/>
-          <w:szCs w:val="24"/>
-        </w:rPr>
-      </w:pPr>
-      <w:r>
-        <w:rPr>
-          <w:rFonts w:ascii="Courier New" w:hAnsi="Courier New" w:cs="Courier New"/>
-          <w:sz w:val="24"/>
-          <w:szCs w:val="24"/>
-        </w:rPr>
-        <w:t xml:space="preserve">10      </w:t>
-      </w:r>
-      <w:proofErr w:type="spellStart"/>
-      <w:r>
-        <w:rPr>
-          <w:rFonts w:ascii="Courier New" w:hAnsi="Courier New" w:cs="Courier New"/>
-          <w:sz w:val="24"/>
-          <w:szCs w:val="24"/>
-        </w:rPr>
-        <w:t>try</w:t>
-      </w:r>
-      <w:proofErr w:type="spellEnd"/>
-      <w:r>
-        <w:rPr>
-          <w:rFonts w:ascii="Courier New" w:hAnsi="Courier New" w:cs="Courier New"/>
-          <w:sz w:val="24"/>
-          <w:szCs w:val="24"/>
-        </w:rPr>
-        <w:t>:</w:t>
-      </w:r>
-    </w:p>
-    <w:p>
-      <w:pPr>
-        <w:pStyle w:val="11"/>
-        <w:jc w:val="left"/>
-        <w:rPr>
-          <w:rFonts w:ascii="Courier New" w:hAnsi="Courier New" w:cs="Courier New"/>
-          <w:sz w:val="24"/>
-          <w:szCs w:val="24"/>
-        </w:rPr>
-      </w:pPr>
-      <w:r>
-        <w:rPr>
-          <w:rFonts w:ascii="Courier New" w:hAnsi="Courier New" w:cs="Courier New"/>
-          <w:sz w:val="24"/>
-          <w:szCs w:val="24"/>
-        </w:rPr>
-        <w:t xml:space="preserve">11          </w:t>
-      </w:r>
-      <w:proofErr w:type="spellStart"/>
-      <w:r>
-        <w:rPr>
-          <w:rFonts w:ascii="Courier New" w:hAnsi="Courier New" w:cs="Courier New"/>
-          <w:sz w:val="24"/>
-          <w:szCs w:val="24"/>
-        </w:rPr>
-        <w:t>yield</w:t>
-      </w:r>
-      <w:proofErr w:type="spellEnd"/>
-      <w:r>
-        <w:rPr>
-          <w:rFonts w:ascii="Courier New" w:hAnsi="Courier New" w:cs="Courier New"/>
-          <w:sz w:val="24"/>
-          <w:szCs w:val="24"/>
-        </w:rPr>
-        <w:t xml:space="preserve"> db</w:t>
-      </w:r>
-    </w:p>
-    <w:p>
-      <w:pPr>
-        <w:pStyle w:val="11"/>
-        <w:jc w:val="left"/>
-        <w:rPr>
-          <w:rFonts w:ascii="Courier New" w:hAnsi="Courier New" w:cs="Courier New"/>
-          <w:sz w:val="24"/>
-          <w:szCs w:val="24"/>
-        </w:rPr>
-      </w:pPr>
-      <w:r>
-        <w:rPr>
-          <w:rFonts w:ascii="Courier New" w:hAnsi="Courier New" w:cs="Courier New"/>
-          <w:sz w:val="24"/>
-          <w:szCs w:val="24"/>
-        </w:rPr>
-        <w:t xml:space="preserve">12      </w:t>
-      </w:r>
-      <w:proofErr w:type="spellStart"/>
-      <w:r>
-        <w:rPr>
-          <w:rFonts w:ascii="Courier New" w:hAnsi="Courier New" w:cs="Courier New"/>
-          <w:sz w:val="24"/>
-          <w:szCs w:val="24"/>
-        </w:rPr>
-        <w:t>finally</w:t>
-      </w:r>
-      <w:proofErr w:type="spellEnd"/>
-      <w:r>
-        <w:rPr>
-          <w:rFonts w:ascii="Courier New" w:hAnsi="Courier New" w:cs="Courier New"/>
-          <w:sz w:val="24"/>
-          <w:szCs w:val="24"/>
-        </w:rPr>
-        <w:t>:</w:t>
-      </w:r>
-    </w:p>
-    <w:p>
-      <w:pPr>
-        <w:pStyle w:val="11"/>
-        <w:jc w:val="left"/>
-        <w:rPr>
-          <w:rFonts w:ascii="Courier New" w:hAnsi="Courier New" w:cs="Courier New"/>
-          <w:sz w:val="24"/>
-          <w:szCs w:val="24"/>
-        </w:rPr>
-      </w:pPr>
-      <w:r>
-        <w:rPr>
-          <w:rFonts w:ascii="Courier New" w:hAnsi="Courier New" w:cs="Courier New"/>
-          <w:sz w:val="24"/>
-          <w:szCs w:val="24"/>
-        </w:rPr>
-        <w:t xml:space="preserve">13          </w:t>
-      </w:r>
-      <w:proofErr w:type="spellStart"/>
-      <w:r>
-        <w:rPr>
-          <w:rFonts w:ascii="Courier New" w:hAnsi="Courier New" w:cs="Courier New"/>
-          <w:sz w:val="24"/>
-          <w:szCs w:val="24"/>
-        </w:rPr>
-        <w:t>db.close</w:t>
-      </w:r>
-      <w:proofErr w:type="spellEnd"/>
-      <w:r>
-        <w:rPr>
-          <w:rFonts w:ascii="Courier New" w:hAnsi="Courier New" w:cs="Courier New"/>
-          <w:sz w:val="24"/>
-          <w:szCs w:val="24"/>
-        </w:rPr>
-        <w:t>()</w:t>
-      </w:r>
-    </w:p>
-    <w:p>
-      <w:pPr>
-        <w:pStyle w:val="11"/>
-        <w:jc w:val="left"/>
-        <w:rPr>
-          <w:rFonts w:ascii="Courier New" w:hAnsi="Courier New" w:cs="Courier New"/>
-          <w:sz w:val="24"/>
-          <w:szCs w:val="24"/>
-        </w:rPr>
-      </w:pPr>
-      <w:r>
-        <w:rPr>
-          <w:rFonts w:ascii="Courier New" w:hAnsi="Courier New" w:cs="Courier New"/>
-          <w:sz w:val="24"/>
-          <w:szCs w:val="24"/>
-        </w:rPr>
-        <w:lastRenderedPageBreak/>
-        <w:t xml:space="preserve">14  </w:t>
-      </w:r>
-    </w:p>
-    <w:p>
-      <w:pPr>
-        <w:pStyle w:val="11"/>
-        <w:jc w:val="left"/>
-        <w:rPr>
-          <w:rFonts w:ascii="Courier New" w:hAnsi="Courier New" w:cs="Courier New"/>
-          <w:sz w:val="24"/>
-          <w:szCs w:val="24"/>
-        </w:rPr>
-      </w:pPr>
-      <w:r>
-        <w:rPr>
-          <w:rFonts w:ascii="Courier New" w:hAnsi="Courier New" w:cs="Courier New"/>
-          <w:sz w:val="24"/>
-          <w:szCs w:val="24"/>
-        </w:rPr>
-        <w:t>15  @router.post("/get_ad")</w:t>
-      </w:r>
-    </w:p>
-    <w:p>
-      <w:pPr>
-        <w:pStyle w:val="11"/>
-        <w:jc w:val="left"/>
-        <w:rPr>
-          <w:rFonts w:ascii="Courier New" w:hAnsi="Courier New" w:cs="Courier New"/>
-          <w:sz w:val="24"/>
-          <w:szCs w:val="24"/>
-        </w:rPr>
-      </w:pPr>
-      <w:r>
-        <w:rPr>
-          <w:rFonts w:ascii="Courier New" w:hAnsi="Courier New" w:cs="Courier New"/>
-          <w:sz w:val="24"/>
-          <w:szCs w:val="24"/>
-        </w:rPr>
-        <w:t xml:space="preserve">16  </w:t>
-      </w:r>
-      <w:proofErr w:type="spellStart"/>
-      <w:r>
-        <w:rPr>
-          <w:rFonts w:ascii="Courier New" w:hAnsi="Courier New" w:cs="Courier New"/>
-          <w:sz w:val="24"/>
-          <w:szCs w:val="24"/>
-        </w:rPr>
-        <w:t>async</w:t>
-      </w:r>
-      <w:proofErr w:type="spellEnd"/>
-      <w:r>
-        <w:rPr>
-          <w:rFonts w:ascii="Courier New" w:hAnsi="Courier New" w:cs="Courier New"/>
-          <w:sz w:val="24"/>
-          <w:szCs w:val="24"/>
-        </w:rPr>
-        <w:t xml:space="preserve"> </w:t>
-      </w:r>
-      <w:proofErr w:type="spellStart"/>
-      <w:r>
-        <w:rPr>
-          <w:rFonts w:ascii="Courier New" w:hAnsi="Courier New" w:cs="Courier New"/>
-          <w:sz w:val="24"/>
-          <w:szCs w:val="24"/>
-        </w:rPr>
-        <w:t>def</w:t>
-      </w:r>
-      <w:proofErr w:type="spellEnd"/>
-      <w:r>
-        <w:rPr>
-          <w:rFonts w:ascii="Courier New" w:hAnsi="Courier New" w:cs="Courier New"/>
-          <w:sz w:val="24"/>
-          <w:szCs w:val="24"/>
-        </w:rPr>
-        <w:t xml:space="preserve"> </w:t>
-      </w:r>
-      <w:proofErr w:type="spellStart"/>
-      <w:r>
-        <w:rPr>
-          <w:rFonts w:ascii="Courier New" w:hAnsi="Courier New" w:cs="Courier New"/>
-          <w:sz w:val="24"/>
-          <w:szCs w:val="24"/>
-        </w:rPr>
-        <w:t>get_ad</w:t>
-      </w:r>
-      <w:proofErr w:type="spellEnd"/>
-      <w:r>
-        <w:rPr>
-          <w:rFonts w:ascii="Courier New" w:hAnsi="Courier New" w:cs="Courier New"/>
-          <w:sz w:val="24"/>
-          <w:szCs w:val="24"/>
-        </w:rPr>
-        <w:t>(</w:t>
-      </w:r>
-      <w:proofErr w:type="spellStart"/>
-      <w:r>
-        <w:rPr>
-          <w:rFonts w:ascii="Courier New" w:hAnsi="Courier New" w:cs="Courier New"/>
-          <w:sz w:val="24"/>
-          <w:szCs w:val="24"/>
-        </w:rPr>
-        <w:t>data</w:t>
-      </w:r>
-      <w:proofErr w:type="spellEnd"/>
-      <w:r>
-        <w:rPr>
-          <w:rFonts w:ascii="Courier New" w:hAnsi="Courier New" w:cs="Courier New"/>
-          <w:sz w:val="24"/>
-          <w:szCs w:val="24"/>
-        </w:rPr>
-        <w:t xml:space="preserve">: </w:t>
-      </w:r>
-      <w:proofErr w:type="spellStart"/>
-      <w:r>
-        <w:rPr>
-          <w:rFonts w:ascii="Courier New" w:hAnsi="Courier New" w:cs="Courier New"/>
-          <w:sz w:val="24"/>
-          <w:szCs w:val="24"/>
-        </w:rPr>
-        <w:t>dict</w:t>
-      </w:r>
-      <w:proofErr w:type="spellEnd"/>
-      <w:r>
-        <w:rPr>
-          <w:rFonts w:ascii="Courier New" w:hAnsi="Courier New" w:cs="Courier New"/>
-          <w:sz w:val="24"/>
-          <w:szCs w:val="24"/>
-        </w:rPr>
-        <w:t xml:space="preserve">, </w:t>
-      </w:r>
-      <w:proofErr w:type="spellStart"/>
-      <w:r>
-        <w:rPr>
-          <w:rFonts w:ascii="Courier New" w:hAnsi="Courier New" w:cs="Courier New"/>
-          <w:sz w:val="24"/>
-          <w:szCs w:val="24"/>
-        </w:rPr>
-        <w:t>db</w:t>
-      </w:r>
-      <w:proofErr w:type="spellEnd"/>
-      <w:r>
-        <w:rPr>
-          <w:rFonts w:ascii="Courier New" w:hAnsi="Courier New" w:cs="Courier New"/>
-          <w:sz w:val="24"/>
-          <w:szCs w:val="24"/>
-        </w:rPr>
-        <w:t xml:space="preserve">: </w:t>
-      </w:r>
-      <w:proofErr w:type="spellStart"/>
-      <w:r>
-        <w:rPr>
-          <w:rFonts w:ascii="Courier New" w:hAnsi="Courier New" w:cs="Courier New"/>
-          <w:sz w:val="24"/>
-          <w:szCs w:val="24"/>
-        </w:rPr>
-        <w:t>Session</w:t>
-      </w:r>
-      <w:proofErr w:type="spellEnd"/>
-      <w:r>
-        <w:rPr>
-          <w:rFonts w:ascii="Courier New" w:hAnsi="Courier New" w:cs="Courier New"/>
-          <w:sz w:val="24"/>
-          <w:szCs w:val="24"/>
-        </w:rPr>
-        <w:t xml:space="preserve"> = </w:t>
-      </w:r>
-      <w:proofErr w:type="spellStart"/>
-      <w:r>
-        <w:rPr>
-          <w:rFonts w:ascii="Courier New" w:hAnsi="Courier New" w:cs="Courier New"/>
-          <w:sz w:val="24"/>
-          <w:szCs w:val="24"/>
-        </w:rPr>
-        <w:t>Depends</w:t>
-      </w:r>
-      <w:proofErr w:type="spellEnd"/>
-      <w:r>
-        <w:rPr>
-          <w:rFonts w:ascii="Courier New" w:hAnsi="Courier New" w:cs="Courier New"/>
-          <w:sz w:val="24"/>
-          <w:szCs w:val="24"/>
-        </w:rPr>
-        <w:t>(</w:t>
-      </w:r>
-      <w:proofErr w:type="spellStart"/>
-      <w:r>
-        <w:rPr>
-          <w:rFonts w:ascii="Courier New" w:hAnsi="Courier New" w:cs="Courier New"/>
-          <w:sz w:val="24"/>
-          <w:szCs w:val="24"/>
-        </w:rPr>
-        <w:t>get_db</w:t>
-      </w:r>
-      <w:proofErr w:type="spellEnd"/>
-      <w:r>
-        <w:rPr>
-          <w:rFonts w:ascii="Courier New" w:hAnsi="Courier New" w:cs="Courier New"/>
-          <w:sz w:val="24"/>
-          <w:szCs w:val="24"/>
-        </w:rPr>
-        <w:t>)):</w:t>
-      </w:r>
-    </w:p>
-    <w:p>
-      <w:pPr>
-        <w:pStyle w:val="11"/>
-        <w:jc w:val="left"/>
-        <w:rPr>
-          <w:rFonts w:ascii="Courier New" w:hAnsi="Courier New" w:cs="Courier New"/>
-          <w:sz w:val="24"/>
-          <w:szCs w:val="24"/>
-        </w:rPr>
-      </w:pPr>
-      <w:r>
-        <w:rPr>
-          <w:rFonts w:ascii="Courier New" w:hAnsi="Courier New" w:cs="Courier New"/>
-          <w:sz w:val="24"/>
-          <w:szCs w:val="24"/>
-        </w:rPr>
-        <w:t xml:space="preserve">17      </w:t>
-      </w:r>
-      <w:proofErr w:type="spellStart"/>
-      <w:r>
-        <w:rPr>
-          <w:rFonts w:ascii="Courier New" w:hAnsi="Courier New" w:cs="Courier New"/>
-          <w:sz w:val="24"/>
-          <w:szCs w:val="24"/>
-        </w:rPr>
-        <w:t>emotion</w:t>
-      </w:r>
-      <w:proofErr w:type="spellEnd"/>
-      <w:r>
-        <w:rPr>
-          <w:rFonts w:ascii="Courier New" w:hAnsi="Courier New" w:cs="Courier New"/>
-          <w:sz w:val="24"/>
-          <w:szCs w:val="24"/>
-        </w:rPr>
-        <w:t xml:space="preserve"> = </w:t>
-      </w:r>
-      <w:proofErr w:type="spellStart"/>
-      <w:r>
-        <w:rPr>
-          <w:rFonts w:ascii="Courier New" w:hAnsi="Courier New" w:cs="Courier New"/>
-          <w:sz w:val="24"/>
-          <w:szCs w:val="24"/>
-        </w:rPr>
-        <w:t>data.get</w:t>
-      </w:r>
-      <w:proofErr w:type="spellEnd"/>
-      <w:r>
-        <w:rPr>
-          <w:rFonts w:ascii="Courier New" w:hAnsi="Courier New" w:cs="Courier New"/>
-          <w:sz w:val="24"/>
-          <w:szCs w:val="24"/>
-        </w:rPr>
-        <w:t>('</w:t>
-      </w:r>
-      <w:proofErr w:type="spellStart"/>
-      <w:r>
-        <w:rPr>
-          <w:rFonts w:ascii="Courier New" w:hAnsi="Courier New" w:cs="Courier New"/>
-          <w:sz w:val="24"/>
-          <w:szCs w:val="24"/>
-        </w:rPr>
-        <w:t>emotion</w:t>
-      </w:r>
-      <w:proofErr w:type="spellEnd"/>
-      <w:r>
-        <w:rPr>
-          <w:rFonts w:ascii="Courier New" w:hAnsi="Courier New" w:cs="Courier New"/>
-          <w:sz w:val="24"/>
-          <w:szCs w:val="24"/>
-        </w:rPr>
-        <w:t>', '').</w:t>
-      </w:r>
-      <w:proofErr w:type="spellStart"/>
-      <w:r>
-        <w:rPr>
-          <w:rFonts w:ascii="Courier New" w:hAnsi="Courier New" w:cs="Courier New"/>
-          <w:sz w:val="24"/>
-          <w:szCs w:val="24"/>
-        </w:rPr>
-        <w:t>strip</w:t>
-      </w:r>
-      <w:proofErr w:type="spellEnd"/>
-      <w:r>
-        <w:rPr>
-          <w:rFonts w:ascii="Courier New" w:hAnsi="Courier New" w:cs="Courier New"/>
-          <w:sz w:val="24"/>
-          <w:szCs w:val="24"/>
-        </w:rPr>
-        <w:t>().</w:t>
-      </w:r>
-      <w:proofErr w:type="spellStart"/>
-      <w:r>
-        <w:rPr>
-          <w:rFonts w:ascii="Courier New" w:hAnsi="Courier New" w:cs="Courier New"/>
-          <w:sz w:val="24"/>
-          <w:szCs w:val="24"/>
-        </w:rPr>
-        <w:t>lower</w:t>
-      </w:r>
-      <w:proofErr w:type="spellEnd"/>
-      <w:r>
-        <w:rPr>
-          <w:rFonts w:ascii="Courier New" w:hAnsi="Courier New" w:cs="Courier New"/>
-          <w:sz w:val="24"/>
-          <w:szCs w:val="24"/>
-        </w:rPr>
-        <w:t>()</w:t>
-      </w:r>
-    </w:p>
-    <w:p>
-      <w:pPr>
-        <w:pStyle w:val="11"/>
-        <w:jc w:val="left"/>
-        <w:rPr>
-          <w:rFonts w:ascii="Courier New" w:hAnsi="Courier New" w:cs="Courier New"/>
-          <w:sz w:val="24"/>
-          <w:szCs w:val="24"/>
-        </w:rPr>
-      </w:pPr>
-      <w:r>
-        <w:rPr>
-          <w:rFonts w:ascii="Courier New" w:hAnsi="Courier New" w:cs="Courier New"/>
-          <w:sz w:val="24"/>
-          <w:szCs w:val="24"/>
-        </w:rPr>
-        <w:t xml:space="preserve">18      </w:t>
-      </w:r>
-      <w:proofErr w:type="spellStart"/>
-      <w:r>
-        <w:rPr>
-          <w:rFonts w:ascii="Courier New" w:hAnsi="Courier New" w:cs="Courier New"/>
-          <w:sz w:val="24"/>
-          <w:szCs w:val="24"/>
-        </w:rPr>
-        <w:t>ad</w:t>
-      </w:r>
-      <w:proofErr w:type="spellEnd"/>
-      <w:r>
-        <w:rPr>
-          <w:rFonts w:ascii="Courier New" w:hAnsi="Courier New" w:cs="Courier New"/>
-          <w:sz w:val="24"/>
-          <w:szCs w:val="24"/>
-        </w:rPr>
-        <w:t xml:space="preserve"> = </w:t>
-      </w:r>
-      <w:proofErr w:type="spellStart"/>
-      <w:r>
-        <w:rPr>
-          <w:rFonts w:ascii="Courier New" w:hAnsi="Courier New" w:cs="Courier New"/>
-          <w:sz w:val="24"/>
-          <w:szCs w:val="24"/>
-        </w:rPr>
-        <w:t>db.query</w:t>
-      </w:r>
-      <w:proofErr w:type="spellEnd"/>
-      <w:r>
-        <w:rPr>
-          <w:rFonts w:ascii="Courier New" w:hAnsi="Courier New" w:cs="Courier New"/>
-          <w:sz w:val="24"/>
-          <w:szCs w:val="24"/>
-        </w:rPr>
-        <w:t>(</w:t>
-      </w:r>
-      <w:proofErr w:type="spellStart"/>
-      <w:r>
-        <w:rPr>
-          <w:rFonts w:ascii="Courier New" w:hAnsi="Courier New" w:cs="Courier New"/>
-          <w:sz w:val="24"/>
-          <w:szCs w:val="24"/>
-        </w:rPr>
-        <w:t>AdvertisementDB</w:t>
-      </w:r>
-      <w:proofErr w:type="spellEnd"/>
-      <w:r>
-        <w:rPr>
-          <w:rFonts w:ascii="Courier New" w:hAnsi="Courier New" w:cs="Courier New"/>
-          <w:sz w:val="24"/>
-          <w:szCs w:val="24"/>
-        </w:rPr>
-        <w:t>).</w:t>
-      </w:r>
-      <w:proofErr w:type="spellStart"/>
-      <w:r>
-        <w:rPr>
-          <w:rFonts w:ascii="Courier New" w:hAnsi="Courier New" w:cs="Courier New"/>
-          <w:sz w:val="24"/>
-          <w:szCs w:val="24"/>
-        </w:rPr>
-        <w:t>filter</w:t>
-      </w:r>
-      <w:proofErr w:type="spellEnd"/>
-      <w:r>
-        <w:rPr>
-          <w:rFonts w:ascii="Courier New" w:hAnsi="Courier New" w:cs="Courier New"/>
-          <w:sz w:val="24"/>
-          <w:szCs w:val="24"/>
-        </w:rPr>
-        <w:t>(</w:t>
-      </w:r>
-      <w:proofErr w:type="spellStart"/>
-      <w:r>
-        <w:rPr>
-          <w:rFonts w:ascii="Courier New" w:hAnsi="Courier New" w:cs="Courier New"/>
-          <w:sz w:val="24"/>
-          <w:szCs w:val="24"/>
-        </w:rPr>
-        <w:t>AdvertisementDB.emotion</w:t>
-      </w:r>
-      <w:proofErr w:type="spellEnd"/>
-      <w:r>
-        <w:rPr>
-          <w:rFonts w:ascii="Courier New" w:hAnsi="Courier New" w:cs="Courier New"/>
-          <w:sz w:val="24"/>
-          <w:szCs w:val="24"/>
-        </w:rPr>
-        <w:t xml:space="preserve"> == </w:t>
-      </w:r>
-      <w:proofErr w:type="spellStart"/>
-      <w:r>
-        <w:rPr>
-          <w:rFonts w:ascii="Courier New" w:hAnsi="Courier New" w:cs="Courier New"/>
-          <w:sz w:val="24"/>
-          <w:szCs w:val="24"/>
-        </w:rPr>
-        <w:t>emotion</w:t>
-      </w:r>
-      <w:proofErr w:type="spellEnd"/>
-      <w:r>
-        <w:rPr>
-          <w:rFonts w:ascii="Courier New" w:hAnsi="Courier New" w:cs="Courier New"/>
-          <w:sz w:val="24"/>
-          <w:szCs w:val="24"/>
-        </w:rPr>
-        <w:t>).</w:t>
-      </w:r>
-      <w:proofErr w:type="spellStart"/>
-      <w:r>
-        <w:rPr>
-          <w:rFonts w:ascii="Courier New" w:hAnsi="Courier New" w:cs="Courier New"/>
-          <w:sz w:val="24"/>
-          <w:szCs w:val="24"/>
-        </w:rPr>
-        <w:t>first</w:t>
-      </w:r>
-      <w:proofErr w:type="spellEnd"/>
-      <w:r>
-        <w:rPr>
-          <w:rFonts w:ascii="Courier New" w:hAnsi="Courier New" w:cs="Courier New"/>
-          <w:sz w:val="24"/>
-          <w:szCs w:val="24"/>
-        </w:rPr>
-        <w:t>()</w:t>
-      </w:r>
-    </w:p>
-    <w:p>
-      <w:pPr>
-        <w:pStyle w:val="11"/>
-        <w:jc w:val="left"/>
-        <w:rPr>
-          <w:rFonts w:ascii="Courier New" w:hAnsi="Courier New" w:cs="Courier New"/>
-          <w:sz w:val="24"/>
-          <w:szCs w:val="24"/>
-        </w:rPr>
-      </w:pPr>
-      <w:r>
-        <w:rPr>
-          <w:rFonts w:ascii="Courier New" w:hAnsi="Courier New" w:cs="Courier New"/>
-          <w:sz w:val="24"/>
-          <w:szCs w:val="24"/>
-        </w:rPr>
-        <w:t xml:space="preserve">19      </w:t>
-      </w:r>
-      <w:proofErr w:type="spellStart"/>
-      <w:r>
-        <w:rPr>
-          <w:rFonts w:ascii="Courier New" w:hAnsi="Courier New" w:cs="Courier New"/>
-          <w:sz w:val="24"/>
-          <w:szCs w:val="24"/>
-        </w:rPr>
-        <w:t>if</w:t>
-      </w:r>
-      <w:proofErr w:type="spellEnd"/>
-      <w:r>
-        <w:rPr>
-          <w:rFonts w:ascii="Courier New" w:hAnsi="Courier New" w:cs="Courier New"/>
-          <w:sz w:val="24"/>
-          <w:szCs w:val="24"/>
-        </w:rPr>
-        <w:t xml:space="preserve"> not ad:</w:t>
-      </w:r>
-    </w:p>
-    <w:p>
-      <w:pPr>
-        <w:pStyle w:val="11"/>
-        <w:jc w:val="left"/>
-        <w:rPr>
-          <w:rFonts w:ascii="Courier New" w:hAnsi="Courier New" w:cs="Courier New"/>
-          <w:sz w:val="24"/>
-          <w:szCs w:val="24"/>
-        </w:rPr>
-      </w:pPr>
-      <w:r>
-        <w:rPr>
-          <w:rFonts w:ascii="Courier New" w:hAnsi="Courier New" w:cs="Courier New"/>
-          <w:sz w:val="24"/>
-          <w:szCs w:val="24"/>
-        </w:rPr>
-        <w:t xml:space="preserve">20          </w:t>
-      </w:r>
-      <w:proofErr w:type="spellStart"/>
-      <w:r>
-        <w:rPr>
-          <w:rFonts w:ascii="Courier New" w:hAnsi="Courier New" w:cs="Courier New"/>
-          <w:sz w:val="24"/>
-          <w:szCs w:val="24"/>
-        </w:rPr>
-        <w:t>raise</w:t>
-      </w:r>
-      <w:proofErr w:type="spellEnd"/>
-      <w:r>
-        <w:rPr>
-          <w:rFonts w:ascii="Courier New" w:hAnsi="Courier New" w:cs="Courier New"/>
-          <w:sz w:val="24"/>
-          <w:szCs w:val="24"/>
-        </w:rPr>
-        <w:t xml:space="preserve"> </w:t>
-      </w:r>
-      <w:proofErr w:type="spellStart"/>
-      <w:r>
-        <w:rPr>
-          <w:rFonts w:ascii="Courier New" w:hAnsi="Courier New" w:cs="Courier New"/>
-          <w:sz w:val="24"/>
-          <w:szCs w:val="24"/>
-        </w:rPr>
-        <w:t>HTTPException</w:t>
-      </w:r>
-      <w:proofErr w:type="spellEnd"/>
-      <w:r>
-        <w:rPr>
-          <w:rFonts w:ascii="Courier New" w:hAnsi="Courier New" w:cs="Courier New"/>
-          <w:sz w:val="24"/>
-          <w:szCs w:val="24"/>
-        </w:rPr>
-        <w:t>(</w:t>
-      </w:r>
-      <w:proofErr w:type="spellStart"/>
-      <w:r>
-        <w:rPr>
-          <w:rFonts w:ascii="Courier New" w:hAnsi="Courier New" w:cs="Courier New"/>
-          <w:sz w:val="24"/>
-          <w:szCs w:val="24"/>
-        </w:rPr>
-        <w:t>status_code</w:t>
-      </w:r>
-      <w:proofErr w:type="spellEnd"/>
-      <w:r>
-        <w:rPr>
-          <w:rFonts w:ascii="Courier New" w:hAnsi="Courier New" w:cs="Courier New"/>
-          <w:sz w:val="24"/>
-          <w:szCs w:val="24"/>
-        </w:rPr>
-        <w:t xml:space="preserve">=404, </w:t>
-      </w:r>
-      <w:proofErr w:type="spellStart"/>
-      <w:r>
-        <w:rPr>
-          <w:rFonts w:ascii="Courier New" w:hAnsi="Courier New" w:cs="Courier New"/>
-          <w:sz w:val="24"/>
-          <w:szCs w:val="24"/>
-        </w:rPr>
-        <w:t>detail</w:t>
-      </w:r>
-      <w:proofErr w:type="spellEnd"/>
-      <w:r>
-        <w:rPr>
-          <w:rFonts w:ascii="Courier New" w:hAnsi="Courier New" w:cs="Courier New"/>
-          <w:sz w:val="24"/>
-          <w:szCs w:val="24"/>
-        </w:rPr>
-        <w:t>="</w:t>
-      </w:r>
-      <w:proofErr w:type="spellStart"/>
-      <w:r>
-        <w:rPr>
-          <w:rFonts w:ascii="Courier New" w:hAnsi="Courier New" w:cs="Courier New"/>
-          <w:sz w:val="24"/>
-          <w:szCs w:val="24"/>
-        </w:rPr>
-        <w:t>No</w:t>
-      </w:r>
-      <w:proofErr w:type="spellEnd"/>
-      <w:r>
-        <w:rPr>
-          <w:rFonts w:ascii="Courier New" w:hAnsi="Courier New" w:cs="Courier New"/>
-          <w:sz w:val="24"/>
-          <w:szCs w:val="24"/>
-        </w:rPr>
-        <w:t xml:space="preserve"> </w:t>
-      </w:r>
-      <w:proofErr w:type="spellStart"/>
-      <w:r>
-        <w:rPr>
-          <w:rFonts w:ascii="Courier New" w:hAnsi="Courier New" w:cs="Courier New"/>
-          <w:sz w:val="24"/>
-          <w:szCs w:val="24"/>
-        </w:rPr>
-        <w:t>ads</w:t>
-      </w:r>
-      <w:proofErr w:type="spellEnd"/>
-      <w:r>
-        <w:rPr>
-          <w:rFonts w:ascii="Courier New" w:hAnsi="Courier New" w:cs="Courier New"/>
-          <w:sz w:val="24"/>
-          <w:szCs w:val="24"/>
-        </w:rPr>
-        <w:t xml:space="preserve"> </w:t>
-      </w:r>
-      <w:proofErr w:type="spellStart"/>
-      <w:r>
-        <w:rPr>
-          <w:rFonts w:ascii="Courier New" w:hAnsi="Courier New" w:cs="Courier New"/>
-          <w:sz w:val="24"/>
-          <w:szCs w:val="24"/>
-        </w:rPr>
-        <w:t>found</w:t>
-      </w:r>
-      <w:proofErr w:type="spellEnd"/>
-      <w:r>
-        <w:rPr>
-          <w:rFonts w:ascii="Courier New" w:hAnsi="Courier New" w:cs="Courier New"/>
-          <w:sz w:val="24"/>
-          <w:szCs w:val="24"/>
-        </w:rPr>
-        <w:t xml:space="preserve"> for </w:t>
-      </w:r>
-      <w:proofErr w:type="spellStart"/>
-      <w:r>
-        <w:rPr>
-          <w:rFonts w:ascii="Courier New" w:hAnsi="Courier New" w:cs="Courier New"/>
-          <w:sz w:val="24"/>
-          <w:szCs w:val="24"/>
-        </w:rPr>
-        <w:t>this</w:t>
-      </w:r>
-      <w:proofErr w:type="spellEnd"/>
-      <w:r>
-        <w:rPr>
-          <w:rFonts w:ascii="Courier New" w:hAnsi="Courier New" w:cs="Courier New"/>
-          <w:sz w:val="24"/>
-          <w:szCs w:val="24"/>
-        </w:rPr>
-        <w:t xml:space="preserve"> </w:t>
-      </w:r>
-      <w:proofErr w:type="spellStart"/>
-      <w:r>
-        <w:rPr>
-          <w:rFonts w:ascii="Courier New" w:hAnsi="Courier New" w:cs="Courier New"/>
-          <w:sz w:val="24"/>
-          <w:szCs w:val="24"/>
-        </w:rPr>
-        <w:t>emotion</w:t>
-      </w:r>
-      <w:proofErr w:type="spellEnd"/>
-      <w:r>
-        <w:rPr>
-          <w:rFonts w:ascii="Courier New" w:hAnsi="Courier New" w:cs="Courier New"/>
-          <w:sz w:val="24"/>
-          <w:szCs w:val="24"/>
-        </w:rPr>
-        <w:t>")</w:t>
-      </w:r>
-    </w:p>
-    <w:p>
-      <w:pPr>
-        <w:pStyle w:val="11"/>
-        <w:ind w:firstLine="0"/>
-        <w:jc w:val="left"/>
-        <w:rPr>
-          <w:rFonts w:ascii="Courier New" w:hAnsi="Courier New" w:cs="Courier New"/>
-          <w:sz w:val="24"/>
-          <w:szCs w:val="24"/>
-        </w:rPr>
-      </w:pPr>
-      <w:r>
-        <w:rPr>
-          <w:rFonts w:ascii="Courier New" w:hAnsi="Courier New" w:cs="Courier New"/>
-          <w:sz w:val="24"/>
-          <w:szCs w:val="24"/>
-        </w:rPr>
-        <w:t xml:space="preserve">21      </w:t>
-      </w:r>
-      <w:proofErr w:type="spellStart"/>
-      <w:r>
-        <w:rPr>
-          <w:rFonts w:ascii="Courier New" w:hAnsi="Courier New" w:cs="Courier New"/>
-          <w:sz w:val="24"/>
-          <w:szCs w:val="24"/>
-        </w:rPr>
-        <w:t>return</w:t>
-      </w:r>
-      <w:proofErr w:type="spellEnd"/>
-      <w:r>
-        <w:rPr>
-          <w:rFonts w:ascii="Courier New" w:hAnsi="Courier New" w:cs="Courier New"/>
-          <w:sz w:val="24"/>
-          <w:szCs w:val="24"/>
-        </w:rPr>
-        <w:t xml:space="preserve"> {"</w:t>
-      </w:r>
-      <w:proofErr w:type="spellStart"/>
-      <w:r>
-        <w:rPr>
-          <w:rFonts w:ascii="Courier New" w:hAnsi="Courier New" w:cs="Courier New"/>
-          <w:sz w:val="24"/>
-          <w:szCs w:val="24"/>
-        </w:rPr>
-        <w:t>promo_code</w:t>
-      </w:r>
-      <w:proofErr w:type="spellEnd"/>
-      <w:r>
-        <w:rPr>
-          <w:rFonts w:ascii="Courier New" w:hAnsi="Courier New" w:cs="Courier New"/>
-          <w:sz w:val="24"/>
-          <w:szCs w:val="24"/>
-        </w:rPr>
-        <w:t xml:space="preserve">": </w:t>
-      </w:r>
-      <w:proofErr w:type="spellStart"/>
-      <w:r>
-        <w:rPr>
-          <w:rFonts w:ascii="Courier New" w:hAnsi="Courier New" w:cs="Courier New"/>
-          <w:sz w:val="24"/>
-          <w:szCs w:val="24"/>
-        </w:rPr>
-        <w:t>ad.promo_code</w:t>
-      </w:r>
-      <w:proofErr w:type="spellEnd"/>
-      <w:r>
-        <w:rPr>
-          <w:rFonts w:ascii="Courier New" w:hAnsi="Courier New" w:cs="Courier New"/>
-          <w:sz w:val="24"/>
-          <w:szCs w:val="24"/>
-        </w:rPr>
-        <w:t>, "</w:t>
-      </w:r>
-      <w:proofErr w:type="spellStart"/>
-      <w:r>
-        <w:rPr>
-          <w:rFonts w:ascii="Courier New" w:hAnsi="Courier New" w:cs="Courier New"/>
-          <w:sz w:val="24"/>
-          <w:szCs w:val="24"/>
-        </w:rPr>
-        <w:t>slogan</w:t>
-      </w:r>
-      <w:proofErr w:type="spellEnd"/>
-      <w:r>
-        <w:rPr>
-          <w:rFonts w:ascii="Courier New" w:hAnsi="Courier New" w:cs="Courier New"/>
-          <w:sz w:val="24"/>
-          <w:szCs w:val="24"/>
-        </w:rPr>
-        <w:t xml:space="preserve">": </w:t>
-      </w:r>
-      <w:proofErr w:type="spellStart"/>
-      <w:r>
-        <w:rPr>
-          <w:rFonts w:ascii="Courier New" w:hAnsi="Courier New" w:cs="Courier New"/>
-          <w:sz w:val="24"/>
-          <w:szCs w:val="24"/>
-        </w:rPr>
-        <w:t>ad.slogan</w:t>
-      </w:r>
-      <w:proofErr w:type="spellEnd"/>
-      <w:r>
-        <w:rPr>
-          <w:rFonts w:ascii="Courier New" w:hAnsi="Courier New" w:cs="Courier New"/>
-          <w:sz w:val="24"/>
-          <w:szCs w:val="24"/>
-        </w:rPr>
-        <w:t>}</w:t>
+        <w:t>21      return {"promo_code": ad.promo_code, "slogan": ad.slogan}</w:t>
       </w:r>
     </w:p>
     <w:p>
